--- a/Docs/Lab01/RequirementsMyDrinkShop_1.0.docx
+++ b/Docs/Lab01/RequirementsMyDrinkShop_1.0.docx
@@ -1,24 +1,22 @@
 
 <file path=word/document.xml><?xml version="1.0" encoding="utf-8"?>
-<w:document xmlns:o="urn:schemas-microsoft-com:office:office" xmlns:r="http://schemas.openxmlformats.org/officeDocument/2006/relationships" xmlns:v="urn:schemas-microsoft-com:vml" xmlns:w="http://schemas.openxmlformats.org/wordprocessingml/2006/main" xmlns:w10="urn:schemas-microsoft-com:office:word" xmlns:wp="http://schemas.openxmlformats.org/drawingml/2006/wordprocessingDrawing" xmlns:pic="http://schemas.openxmlformats.org/drawingml/2006/picture" xmlns:wps="http://schemas.microsoft.com/office/word/2010/wordprocessingShape" xmlns:wpg="http://schemas.microsoft.com/office/word/2010/wordprocessingGroup" xmlns:mc="http://schemas.openxmlformats.org/markup-compatibility/2006" xmlns:wp14="http://schemas.microsoft.com/office/word/2010/wordprocessingDrawing" xmlns:w14="http://schemas.microsoft.com/office/word/2010/wordml" xmlns:w15="http://schemas.microsoft.com/office/word/2012/wordml" mc:Ignorable="w14 wp14 w15">
+<w:document xmlns:wpc="http://schemas.microsoft.com/office/word/2010/wordprocessingCanvas" xmlns:cx="http://schemas.microsoft.com/office/drawing/2014/chartex" xmlns:cx1="http://schemas.microsoft.com/office/drawing/2015/9/8/chartex" xmlns:cx2="http://schemas.microsoft.com/office/drawing/2015/10/21/chartex" xmlns:cx3="http://schemas.microsoft.com/office/drawing/2016/5/9/chartex" xmlns:cx4="http://schemas.microsoft.com/office/drawing/2016/5/10/chartex" xmlns:cx5="http://schemas.microsoft.com/office/drawing/2016/5/11/chartex" xmlns:cx6="http://schemas.microsoft.com/office/drawing/2016/5/12/chartex" xmlns:cx7="http://schemas.microsoft.com/office/drawing/2016/5/13/chartex" xmlns:cx8="http://schemas.microsoft.com/office/drawing/2016/5/14/chartex" xmlns:mc="http://schemas.openxmlformats.org/markup-compatibility/2006" xmlns:aink="http://schemas.microsoft.com/office/drawing/2016/ink" xmlns:am3d="http://schemas.microsoft.com/office/drawing/2017/model3d" xmlns:o="urn:schemas-microsoft-com:office:office" xmlns:oel="http://schemas.microsoft.com/office/2019/extlst" xmlns:r="http://schemas.openxmlformats.org/officeDocument/2006/relationships" xmlns:m="http://schemas.openxmlformats.org/officeDocument/2006/math" xmlns:v="urn:schemas-microsoft-com:vml" xmlns:wp14="http://schemas.microsoft.com/office/word/2010/wordprocessingDrawing" xmlns:wp="http://schemas.openxmlformats.org/drawingml/2006/wordprocessingDrawing" xmlns:w10="urn:schemas-microsoft-com:office:word" xmlns:w="http://schemas.openxmlformats.org/wordprocessingml/2006/main" xmlns:w14="http://schemas.microsoft.com/office/word/2010/wordml" xmlns:w15="http://schemas.microsoft.com/office/word/2012/wordml" xmlns:w16cex="http://schemas.microsoft.com/office/word/2018/wordml/cex" xmlns:w16cid="http://schemas.microsoft.com/office/word/2016/wordml/cid" xmlns:w16="http://schemas.microsoft.com/office/word/2018/wordml" xmlns:w16du="http://schemas.microsoft.com/office/word/2023/wordml/word16du" xmlns:w16sdtdh="http://schemas.microsoft.com/office/word/2020/wordml/sdtdatahash" xmlns:w16sdtfl="http://schemas.microsoft.com/office/word/2024/wordml/sdtformatlock" xmlns:w16se="http://schemas.microsoft.com/office/word/2015/wordml/symex" xmlns:wpg="http://schemas.microsoft.com/office/word/2010/wordprocessingGroup" xmlns:wpi="http://schemas.microsoft.com/office/word/2010/wordprocessingInk" xmlns:wne="http://schemas.microsoft.com/office/word/2006/wordml" xmlns:wps="http://schemas.microsoft.com/office/word/2010/wordprocessingShape" mc:Ignorable="w14 w15 w16se w16cid w16 w16cex w16sdtdh w16sdtfl w16du wp14">
   <w:body>
     <w:p>
       <w:pPr>
-        <w:pStyle w:val="Normal"/>
-        <w:widowControl w:val="false"/>
-        <w:tabs>
-          <w:tab w:val="clear" w:pos="720"/>
-          <w:tab w:val="left" w:pos="6024" w:leader="none"/>
-        </w:tabs>
-        <w:spacing w:lineRule="auto" w:line="240" w:before="0" w:after="0"/>
-        <w:ind w:end="75"/>
-        <w:rPr>
-          <w:lang w:val="ro-RO"/>
-        </w:rPr>
-      </w:pPr>
-      <w:r>
-        <w:rPr>
-          <w:rFonts w:cs="Calibri" w:cstheme="minorHAnsi"/>
+        <w:widowControl w:val="0"/>
+        <w:tabs>
+          <w:tab w:val="left" w:pos="6024"/>
+        </w:tabs>
+        <w:spacing w:after="0" w:line="240" w:lineRule="auto"/>
+        <w:ind w:right="75"/>
+        <w:rPr>
+          <w:lang w:val="ro-RO"/>
+        </w:rPr>
+      </w:pPr>
+      <w:r>
+        <w:rPr>
+          <w:rFonts w:cstheme="minorHAnsi"/>
           <w:b/>
           <w:bCs/>
           <w:lang w:val="ro-RO"/>
@@ -28,18 +26,17 @@
     </w:p>
     <w:p>
       <w:pPr>
-        <w:pStyle w:val="Normal"/>
-        <w:widowControl w:val="false"/>
-        <w:spacing w:lineRule="auto" w:line="240" w:before="0" w:after="0"/>
-        <w:ind w:firstLine="284" w:end="75"/>
-        <w:jc w:val="both"/>
-        <w:rPr>
-          <w:lang w:val="ro-RO"/>
-        </w:rPr>
-      </w:pPr>
-      <w:r>
-        <w:rPr>
-          <w:rFonts w:cs="Calibri" w:cstheme="minorHAnsi"/>
+        <w:widowControl w:val="0"/>
+        <w:spacing w:after="0" w:line="240" w:lineRule="auto"/>
+        <w:ind w:right="75" w:firstLine="284"/>
+        <w:jc w:val="both"/>
+        <w:rPr>
+          <w:lang w:val="ro-RO"/>
+        </w:rPr>
+      </w:pPr>
+      <w:r>
+        <w:rPr>
+          <w:rFonts w:cstheme="minorHAnsi"/>
           <w:lang w:val="ro-RO"/>
         </w:rPr>
         <w:t>Se cere realizarea unei aplicații software pentru gestionarea activității unui drinks shop, care să permită administrarea produselor vândute (băuturi), a ingredientelor utilizate, a rețetelor de preparare și a comenzilor plasate de clienți.</w:t>
@@ -47,25 +44,24 @@
     </w:p>
     <w:p>
       <w:pPr>
-        <w:pStyle w:val="Normal"/>
-        <w:widowControl w:val="false"/>
-        <w:spacing w:lineRule="auto" w:line="240" w:before="0" w:after="0"/>
-        <w:ind w:firstLine="284" w:end="75"/>
-        <w:jc w:val="both"/>
-        <w:rPr>
-          <w:lang w:val="ro-RO"/>
-        </w:rPr>
-      </w:pPr>
-      <w:r>
-        <w:rPr>
-          <w:rFonts w:cs="Calibri" w:cstheme="minorHAnsi"/>
+        <w:widowControl w:val="0"/>
+        <w:spacing w:after="0" w:line="240" w:lineRule="auto"/>
+        <w:ind w:right="75" w:firstLine="284"/>
+        <w:jc w:val="both"/>
+        <w:rPr>
+          <w:lang w:val="ro-RO"/>
+        </w:rPr>
+      </w:pPr>
+      <w:r>
+        <w:rPr>
+          <w:rFonts w:cstheme="minorHAnsi"/>
           <w:lang w:val="ro-RO"/>
         </w:rPr>
         <w:t xml:space="preserve">Aplicația trebuie să ofere funcționalități complete de gestiune (adăugare, modificare, ștergere, vizualizare) </w:t>
       </w:r>
       <w:r>
         <w:rPr>
-          <w:rFonts w:cs="Calibri" w:cstheme="minorHAnsi"/>
+          <w:rFonts w:cstheme="minorHAnsi"/>
           <w:u w:val="single"/>
           <w:lang w:val="ro-RO"/>
         </w:rPr>
@@ -73,14 +69,14 @@
       </w:r>
       <w:r>
         <w:rPr>
-          <w:rFonts w:cs="Calibri" w:cstheme="minorHAnsi"/>
+          <w:rFonts w:cstheme="minorHAnsi"/>
           <w:lang w:val="ro-RO"/>
         </w:rPr>
         <w:t xml:space="preserve">, să asigure persistența datelor în fișiere, precum și o interfață grafică </w:t>
       </w:r>
       <w:r>
         <w:rPr>
-          <w:rFonts w:cs="Calibri" w:cstheme="minorHAnsi"/>
+          <w:rFonts w:cstheme="minorHAnsi"/>
           <w:strike/>
           <w:u w:val="single"/>
           <w:lang w:val="ro-RO"/>
@@ -89,27 +85,15 @@
       </w:r>
       <w:r>
         <w:rPr>
-          <w:rFonts w:cs="Calibri" w:cstheme="minorHAnsi"/>
-          <w:strike w:val="false"/>
-          <w:dstrike w:val="false"/>
+          <w:rFonts w:cstheme="minorHAnsi"/>
           <w:u w:val="single"/>
           <w:lang w:val="ro-RO"/>
         </w:rPr>
-        <w:t xml:space="preserve"> </w:t>
-      </w:r>
-      <w:r>
-        <w:rPr>
-          <w:rFonts w:cs="Calibri" w:cstheme="minorHAnsi"/>
-          <w:strike w:val="false"/>
-          <w:dstrike w:val="false"/>
-          <w:u w:val="single"/>
-          <w:lang w:val="ro-RO"/>
-        </w:rPr>
-        <w:t>conform mock-ului Figma</w:t>
-      </w:r>
-      <w:r>
-        <w:rPr>
-          <w:rFonts w:cs="Calibri" w:cstheme="minorHAnsi"/>
+        <w:t xml:space="preserve"> conform mock-ului Figma</w:t>
+      </w:r>
+      <w:r>
+        <w:rPr>
+          <w:rFonts w:cstheme="minorHAnsi"/>
           <w:lang w:val="ro-RO"/>
         </w:rPr>
         <w:t xml:space="preserve"> pentru utilizator.</w:t>
@@ -117,18 +101,17 @@
     </w:p>
     <w:p>
       <w:pPr>
-        <w:pStyle w:val="Normal"/>
-        <w:widowControl w:val="false"/>
-        <w:spacing w:lineRule="auto" w:line="240" w:before="0" w:after="0"/>
-        <w:ind w:firstLine="284" w:end="75"/>
-        <w:jc w:val="both"/>
-        <w:rPr>
-          <w:lang w:val="ro-RO"/>
-        </w:rPr>
-      </w:pPr>
-      <w:r>
-        <w:rPr>
-          <w:rFonts w:cs="Calibri" w:cstheme="minorHAnsi"/>
+        <w:widowControl w:val="0"/>
+        <w:spacing w:after="0" w:line="240" w:lineRule="auto"/>
+        <w:ind w:right="75" w:firstLine="284"/>
+        <w:jc w:val="both"/>
+        <w:rPr>
+          <w:lang w:val="ro-RO"/>
+        </w:rPr>
+      </w:pPr>
+      <w:r>
+        <w:rPr>
+          <w:rFonts w:cstheme="minorHAnsi"/>
           <w:lang w:val="ro-RO"/>
         </w:rPr>
         <w:t>Soluția trebuie implementată respectând principiile programării orientate pe obiect și o arhitectură stratificată, care separă clar:</w:t>
@@ -136,22 +119,21 @@
     </w:p>
     <w:p>
       <w:pPr>
-        <w:pStyle w:val="Normal"/>
-        <w:widowControl w:val="false"/>
+        <w:widowControl w:val="0"/>
         <w:numPr>
           <w:ilvl w:val="0"/>
           <w:numId w:val="1"/>
         </w:numPr>
-        <w:spacing w:lineRule="auto" w:line="240" w:before="0" w:after="0"/>
-        <w:ind w:hanging="360" w:start="720" w:end="75"/>
-        <w:jc w:val="both"/>
-        <w:rPr>
-          <w:lang w:val="ro-RO"/>
-        </w:rPr>
-      </w:pPr>
-      <w:r>
-        <w:rPr>
-          <w:rFonts w:cs="Calibri" w:cstheme="minorHAnsi"/>
+        <w:spacing w:after="0" w:line="240" w:lineRule="auto"/>
+        <w:ind w:right="75"/>
+        <w:jc w:val="both"/>
+        <w:rPr>
+          <w:lang w:val="ro-RO"/>
+        </w:rPr>
+      </w:pPr>
+      <w:r>
+        <w:rPr>
+          <w:rFonts w:cstheme="minorHAnsi"/>
           <w:lang w:val="ro-RO"/>
         </w:rPr>
         <w:t>modelul de date,</w:t>
@@ -159,22 +141,21 @@
     </w:p>
     <w:p>
       <w:pPr>
-        <w:pStyle w:val="Normal"/>
-        <w:widowControl w:val="false"/>
+        <w:widowControl w:val="0"/>
         <w:numPr>
           <w:ilvl w:val="0"/>
           <w:numId w:val="1"/>
         </w:numPr>
-        <w:spacing w:lineRule="auto" w:line="240" w:before="0" w:after="0"/>
-        <w:ind w:hanging="360" w:start="720" w:end="75"/>
-        <w:jc w:val="both"/>
-        <w:rPr>
-          <w:lang w:val="ro-RO"/>
-        </w:rPr>
-      </w:pPr>
-      <w:r>
-        <w:rPr>
-          <w:rFonts w:cs="Calibri" w:cstheme="minorHAnsi"/>
+        <w:spacing w:after="0" w:line="240" w:lineRule="auto"/>
+        <w:ind w:right="75"/>
+        <w:jc w:val="both"/>
+        <w:rPr>
+          <w:lang w:val="ro-RO"/>
+        </w:rPr>
+      </w:pPr>
+      <w:r>
+        <w:rPr>
+          <w:rFonts w:cstheme="minorHAnsi"/>
           <w:lang w:val="ro-RO"/>
         </w:rPr>
         <w:t>logica de business,</w:t>
@@ -182,22 +163,21 @@
     </w:p>
     <w:p>
       <w:pPr>
-        <w:pStyle w:val="Normal"/>
-        <w:widowControl w:val="false"/>
+        <w:widowControl w:val="0"/>
         <w:numPr>
           <w:ilvl w:val="0"/>
           <w:numId w:val="1"/>
         </w:numPr>
-        <w:spacing w:lineRule="auto" w:line="240" w:before="0" w:after="0"/>
-        <w:ind w:hanging="360" w:start="720" w:end="75"/>
-        <w:jc w:val="both"/>
-        <w:rPr>
-          <w:lang w:val="ro-RO"/>
-        </w:rPr>
-      </w:pPr>
-      <w:r>
-        <w:rPr>
-          <w:rFonts w:cs="Calibri" w:cstheme="minorHAnsi"/>
+        <w:spacing w:after="0" w:line="240" w:lineRule="auto"/>
+        <w:ind w:right="75"/>
+        <w:jc w:val="both"/>
+        <w:rPr>
+          <w:lang w:val="ro-RO"/>
+        </w:rPr>
+      </w:pPr>
+      <w:r>
+        <w:rPr>
+          <w:rFonts w:cstheme="minorHAnsi"/>
           <w:lang w:val="ro-RO"/>
         </w:rPr>
         <w:t>accesul la date,</w:t>
@@ -205,22 +185,21 @@
     </w:p>
     <w:p>
       <w:pPr>
-        <w:pStyle w:val="Normal"/>
-        <w:widowControl w:val="false"/>
+        <w:widowControl w:val="0"/>
         <w:numPr>
           <w:ilvl w:val="0"/>
           <w:numId w:val="1"/>
         </w:numPr>
-        <w:spacing w:lineRule="auto" w:line="240" w:before="0" w:after="0"/>
-        <w:ind w:hanging="360" w:start="720" w:end="75"/>
-        <w:jc w:val="both"/>
-        <w:rPr>
-          <w:lang w:val="ro-RO"/>
-        </w:rPr>
-      </w:pPr>
-      <w:r>
-        <w:rPr>
-          <w:rFonts w:cs="Calibri" w:cstheme="minorHAnsi"/>
+        <w:spacing w:after="0" w:line="240" w:lineRule="auto"/>
+        <w:ind w:right="75"/>
+        <w:jc w:val="both"/>
+        <w:rPr>
+          <w:lang w:val="ro-RO"/>
+        </w:rPr>
+      </w:pPr>
+      <w:r>
+        <w:rPr>
+          <w:rFonts w:cstheme="minorHAnsi"/>
           <w:lang w:val="ro-RO"/>
         </w:rPr>
         <w:t>interfața cu utilizatorul.</w:t>
@@ -228,37 +207,29 @@
     </w:p>
     <w:p>
       <w:pPr>
-        <w:pStyle w:val="Normal"/>
-        <w:widowControl w:val="false"/>
-        <w:spacing w:lineRule="auto" w:line="240" w:before="0" w:after="0"/>
-        <w:ind w:firstLine="284" w:end="75"/>
-        <w:jc w:val="both"/>
-        <w:rPr>
-          <w:rFonts w:cs="Calibri" w:cstheme="minorHAnsi"/>
-          <w:lang w:val="ro-RO"/>
-        </w:rPr>
-      </w:pPr>
-      <w:r>
-        <w:rPr>
-          <w:rFonts w:cs="Calibri" w:cstheme="minorHAnsi"/>
-          <w:lang w:val="ro-RO"/>
-        </w:rPr>
-      </w:r>
-    </w:p>
-    <w:p>
-      <w:pPr>
-        <w:pStyle w:val="Normal"/>
-        <w:widowControl w:val="false"/>
-        <w:spacing w:lineRule="auto" w:line="240" w:before="0" w:after="0"/>
-        <w:ind w:firstLine="284" w:end="75"/>
-        <w:jc w:val="both"/>
-        <w:rPr>
-          <w:lang w:val="ro-RO"/>
-        </w:rPr>
-      </w:pPr>
-      <w:r>
-        <w:rPr>
-          <w:rFonts w:cs="Calibri" w:cstheme="minorHAnsi"/>
+        <w:widowControl w:val="0"/>
+        <w:spacing w:after="0" w:line="240" w:lineRule="auto"/>
+        <w:ind w:right="75" w:firstLine="284"/>
+        <w:jc w:val="both"/>
+        <w:rPr>
+          <w:rFonts w:cstheme="minorHAnsi"/>
+          <w:lang w:val="ro-RO"/>
+        </w:rPr>
+      </w:pPr>
+    </w:p>
+    <w:p>
+      <w:pPr>
+        <w:widowControl w:val="0"/>
+        <w:spacing w:after="0" w:line="240" w:lineRule="auto"/>
+        <w:ind w:right="75" w:firstLine="284"/>
+        <w:jc w:val="both"/>
+        <w:rPr>
+          <w:lang w:val="ro-RO"/>
+        </w:rPr>
+      </w:pPr>
+      <w:r>
+        <w:rPr>
+          <w:rFonts w:cstheme="minorHAnsi"/>
           <w:lang w:val="ro-RO"/>
         </w:rPr>
         <w:t>Cerințe funcționale</w:t>
@@ -266,22 +237,21 @@
     </w:p>
     <w:p>
       <w:pPr>
-        <w:pStyle w:val="Normal"/>
-        <w:widowControl w:val="false"/>
+        <w:widowControl w:val="0"/>
         <w:numPr>
           <w:ilvl w:val="0"/>
           <w:numId w:val="2"/>
         </w:numPr>
-        <w:spacing w:lineRule="auto" w:line="240" w:before="0" w:after="0"/>
-        <w:ind w:hanging="360" w:start="720" w:end="75"/>
-        <w:jc w:val="both"/>
-        <w:rPr>
-          <w:lang w:val="ro-RO"/>
-        </w:rPr>
-      </w:pPr>
-      <w:r>
-        <w:rPr>
-          <w:rFonts w:cs="Calibri" w:cstheme="minorHAnsi"/>
+        <w:spacing w:after="0" w:line="240" w:lineRule="auto"/>
+        <w:ind w:right="75"/>
+        <w:jc w:val="both"/>
+        <w:rPr>
+          <w:lang w:val="ro-RO"/>
+        </w:rPr>
+      </w:pPr>
+      <w:r>
+        <w:rPr>
+          <w:rFonts w:cstheme="minorHAnsi"/>
           <w:lang w:val="ro-RO"/>
         </w:rPr>
         <w:t>Aplicația trebuie să permită gestionarea produselor (băuturi):</w:t>
@@ -289,22 +259,21 @@
     </w:p>
     <w:p>
       <w:pPr>
-        <w:pStyle w:val="Normal"/>
-        <w:widowControl w:val="false"/>
+        <w:widowControl w:val="0"/>
         <w:numPr>
           <w:ilvl w:val="1"/>
           <w:numId w:val="2"/>
         </w:numPr>
-        <w:spacing w:lineRule="auto" w:line="240" w:before="0" w:after="0"/>
-        <w:ind w:hanging="360" w:start="1440" w:end="75"/>
-        <w:jc w:val="both"/>
-        <w:rPr>
-          <w:lang w:val="ro-RO"/>
-        </w:rPr>
-      </w:pPr>
-      <w:r>
-        <w:rPr>
-          <w:rFonts w:cs="Calibri" w:cstheme="minorHAnsi"/>
+        <w:spacing w:after="0" w:line="240" w:lineRule="auto"/>
+        <w:ind w:right="75"/>
+        <w:jc w:val="both"/>
+        <w:rPr>
+          <w:lang w:val="ro-RO"/>
+        </w:rPr>
+      </w:pPr>
+      <w:r>
+        <w:rPr>
+          <w:rFonts w:cstheme="minorHAnsi"/>
           <w:lang w:val="ro-RO"/>
         </w:rPr>
         <w:t>adăugare produs nou;</w:t>
@@ -312,22 +281,21 @@
     </w:p>
     <w:p>
       <w:pPr>
-        <w:pStyle w:val="Normal"/>
-        <w:widowControl w:val="false"/>
+        <w:widowControl w:val="0"/>
         <w:numPr>
           <w:ilvl w:val="1"/>
           <w:numId w:val="2"/>
         </w:numPr>
-        <w:spacing w:lineRule="auto" w:line="240" w:before="0" w:after="0"/>
-        <w:ind w:hanging="360" w:start="1440" w:end="75"/>
-        <w:jc w:val="both"/>
-        <w:rPr>
-          <w:lang w:val="ro-RO"/>
-        </w:rPr>
-      </w:pPr>
-      <w:r>
-        <w:rPr>
-          <w:rFonts w:cs="Calibri" w:cstheme="minorHAnsi"/>
+        <w:spacing w:after="0" w:line="240" w:lineRule="auto"/>
+        <w:ind w:right="75"/>
+        <w:jc w:val="both"/>
+        <w:rPr>
+          <w:lang w:val="ro-RO"/>
+        </w:rPr>
+      </w:pPr>
+      <w:r>
+        <w:rPr>
+          <w:rFonts w:cstheme="minorHAnsi"/>
           <w:lang w:val="ro-RO"/>
         </w:rPr>
         <w:t>modificare produs existent;</w:t>
@@ -335,22 +303,21 @@
     </w:p>
     <w:p>
       <w:pPr>
-        <w:pStyle w:val="Normal"/>
-        <w:widowControl w:val="false"/>
+        <w:widowControl w:val="0"/>
         <w:numPr>
           <w:ilvl w:val="1"/>
           <w:numId w:val="2"/>
         </w:numPr>
-        <w:spacing w:lineRule="auto" w:line="240" w:before="0" w:after="0"/>
-        <w:ind w:hanging="360" w:start="1440" w:end="75"/>
-        <w:jc w:val="both"/>
-        <w:rPr>
-          <w:lang w:val="ro-RO"/>
-        </w:rPr>
-      </w:pPr>
-      <w:r>
-        <w:rPr>
-          <w:rFonts w:cs="Calibri" w:cstheme="minorHAnsi"/>
+        <w:spacing w:after="0" w:line="240" w:lineRule="auto"/>
+        <w:ind w:right="75"/>
+        <w:jc w:val="both"/>
+        <w:rPr>
+          <w:lang w:val="ro-RO"/>
+        </w:rPr>
+      </w:pPr>
+      <w:r>
+        <w:rPr>
+          <w:rFonts w:cstheme="minorHAnsi"/>
           <w:lang w:val="ro-RO"/>
         </w:rPr>
         <w:t>ștergere produs;</w:t>
@@ -358,22 +325,21 @@
     </w:p>
     <w:p>
       <w:pPr>
-        <w:pStyle w:val="Normal"/>
-        <w:widowControl w:val="false"/>
+        <w:widowControl w:val="0"/>
         <w:numPr>
           <w:ilvl w:val="1"/>
           <w:numId w:val="2"/>
         </w:numPr>
-        <w:spacing w:lineRule="auto" w:line="240" w:before="0" w:after="0"/>
-        <w:ind w:hanging="360" w:start="1440" w:end="75"/>
-        <w:jc w:val="both"/>
-        <w:rPr>
-          <w:lang w:val="ro-RO"/>
-        </w:rPr>
-      </w:pPr>
-      <w:r>
-        <w:rPr>
-          <w:rFonts w:cs="Calibri" w:cstheme="minorHAnsi"/>
+        <w:spacing w:after="0" w:line="240" w:lineRule="auto"/>
+        <w:ind w:right="75"/>
+        <w:jc w:val="both"/>
+        <w:rPr>
+          <w:lang w:val="ro-RO"/>
+        </w:rPr>
+      </w:pPr>
+      <w:r>
+        <w:rPr>
+          <w:rFonts w:cstheme="minorHAnsi"/>
           <w:lang w:val="ro-RO"/>
         </w:rPr>
         <w:t>afișare listă produse.</w:t>
@@ -381,22 +347,21 @@
     </w:p>
     <w:p>
       <w:pPr>
-        <w:pStyle w:val="Normal"/>
-        <w:widowControl w:val="false"/>
+        <w:widowControl w:val="0"/>
         <w:numPr>
           <w:ilvl w:val="0"/>
           <w:numId w:val="2"/>
         </w:numPr>
-        <w:spacing w:lineRule="auto" w:line="240" w:before="0" w:after="0"/>
-        <w:ind w:hanging="360" w:start="720" w:end="75"/>
-        <w:jc w:val="both"/>
-        <w:rPr>
-          <w:lang w:val="ro-RO"/>
-        </w:rPr>
-      </w:pPr>
-      <w:r>
-        <w:rPr>
-          <w:rFonts w:cs="Calibri" w:cstheme="minorHAnsi"/>
+        <w:spacing w:after="0" w:line="240" w:lineRule="auto"/>
+        <w:ind w:right="75"/>
+        <w:jc w:val="both"/>
+        <w:rPr>
+          <w:lang w:val="ro-RO"/>
+        </w:rPr>
+      </w:pPr>
+      <w:r>
+        <w:rPr>
+          <w:rFonts w:cstheme="minorHAnsi"/>
           <w:lang w:val="ro-RO"/>
         </w:rPr>
         <w:t>Fiecare produs trebuie să aparțină unui tip și unei categorii.</w:t>
@@ -404,22 +369,21 @@
     </w:p>
     <w:p>
       <w:pPr>
-        <w:pStyle w:val="Normal"/>
-        <w:widowControl w:val="false"/>
+        <w:widowControl w:val="0"/>
         <w:numPr>
           <w:ilvl w:val="0"/>
           <w:numId w:val="2"/>
         </w:numPr>
-        <w:spacing w:lineRule="auto" w:line="240" w:before="0" w:after="0"/>
-        <w:ind w:hanging="360" w:start="720" w:end="75"/>
-        <w:jc w:val="both"/>
-        <w:rPr>
-          <w:lang w:val="ro-RO"/>
-        </w:rPr>
-      </w:pPr>
-      <w:r>
-        <w:rPr>
-          <w:rFonts w:cs="Calibri" w:cstheme="minorHAnsi"/>
+        <w:spacing w:after="0" w:line="240" w:lineRule="auto"/>
+        <w:ind w:right="75"/>
+        <w:jc w:val="both"/>
+        <w:rPr>
+          <w:lang w:val="ro-RO"/>
+        </w:rPr>
+      </w:pPr>
+      <w:r>
+        <w:rPr>
+          <w:rFonts w:cstheme="minorHAnsi"/>
           <w:lang w:val="ro-RO"/>
         </w:rPr>
         <w:t>Utilizatorul poate adăuga, modifica și șterge tipuri și categorii de băuturi.</w:t>
@@ -427,22 +391,21 @@
     </w:p>
     <w:p>
       <w:pPr>
-        <w:pStyle w:val="Normal"/>
-        <w:widowControl w:val="false"/>
+        <w:widowControl w:val="0"/>
         <w:numPr>
           <w:ilvl w:val="0"/>
           <w:numId w:val="2"/>
         </w:numPr>
-        <w:spacing w:lineRule="auto" w:line="240" w:before="0" w:after="0"/>
-        <w:ind w:hanging="360" w:start="720" w:end="75"/>
-        <w:jc w:val="both"/>
-        <w:rPr>
-          <w:lang w:val="ro-RO"/>
-        </w:rPr>
-      </w:pPr>
-      <w:r>
-        <w:rPr>
-          <w:rFonts w:cs="Calibri" w:cstheme="minorHAnsi"/>
+        <w:spacing w:after="0" w:line="240" w:lineRule="auto"/>
+        <w:ind w:right="75"/>
+        <w:jc w:val="both"/>
+        <w:rPr>
+          <w:lang w:val="ro-RO"/>
+        </w:rPr>
+      </w:pPr>
+      <w:r>
+        <w:rPr>
+          <w:rFonts w:cstheme="minorHAnsi"/>
           <w:lang w:val="ro-RO"/>
         </w:rPr>
         <w:t>Aplicația trebuie să permită definirea rețetelor pentru produse:</w:t>
@@ -450,22 +413,21 @@
     </w:p>
     <w:p>
       <w:pPr>
-        <w:pStyle w:val="Normal"/>
-        <w:widowControl w:val="false"/>
+        <w:widowControl w:val="0"/>
         <w:numPr>
           <w:ilvl w:val="1"/>
           <w:numId w:val="2"/>
         </w:numPr>
-        <w:spacing w:lineRule="auto" w:line="240" w:before="0" w:after="0"/>
-        <w:ind w:hanging="360" w:start="1440" w:end="75"/>
-        <w:jc w:val="both"/>
-        <w:rPr>
-          <w:lang w:val="ro-RO"/>
-        </w:rPr>
-      </w:pPr>
-      <w:r>
-        <w:rPr>
-          <w:rFonts w:cs="Calibri" w:cstheme="minorHAnsi"/>
+        <w:spacing w:after="0" w:line="240" w:lineRule="auto"/>
+        <w:ind w:right="75"/>
+        <w:jc w:val="both"/>
+        <w:rPr>
+          <w:lang w:val="ro-RO"/>
+        </w:rPr>
+      </w:pPr>
+      <w:r>
+        <w:rPr>
+          <w:rFonts w:cstheme="minorHAnsi"/>
           <w:lang w:val="ro-RO"/>
         </w:rPr>
         <w:t>fiecare rețetă este compusă din mai multe ingrediente;</w:t>
@@ -473,22 +435,21 @@
     </w:p>
     <w:p>
       <w:pPr>
-        <w:pStyle w:val="Normal"/>
-        <w:widowControl w:val="false"/>
+        <w:widowControl w:val="0"/>
         <w:numPr>
           <w:ilvl w:val="1"/>
           <w:numId w:val="2"/>
         </w:numPr>
-        <w:spacing w:lineRule="auto" w:line="240" w:before="0" w:after="0"/>
-        <w:ind w:hanging="360" w:start="1440" w:end="75"/>
-        <w:jc w:val="both"/>
-        <w:rPr>
-          <w:lang w:val="ro-RO"/>
-        </w:rPr>
-      </w:pPr>
-      <w:r>
-        <w:rPr>
-          <w:rFonts w:cs="Calibri" w:cstheme="minorHAnsi"/>
+        <w:spacing w:after="0" w:line="240" w:lineRule="auto"/>
+        <w:ind w:right="75"/>
+        <w:jc w:val="both"/>
+        <w:rPr>
+          <w:lang w:val="ro-RO"/>
+        </w:rPr>
+      </w:pPr>
+      <w:r>
+        <w:rPr>
+          <w:rFonts w:cstheme="minorHAnsi"/>
           <w:lang w:val="ro-RO"/>
         </w:rPr>
         <w:t>pentru fiecare ingredient se specifică o cantitate.</w:t>
@@ -496,22 +457,21 @@
     </w:p>
     <w:p>
       <w:pPr>
-        <w:pStyle w:val="Normal"/>
-        <w:widowControl w:val="false"/>
+        <w:widowControl w:val="0"/>
         <w:numPr>
           <w:ilvl w:val="0"/>
           <w:numId w:val="2"/>
         </w:numPr>
-        <w:spacing w:lineRule="auto" w:line="240" w:before="0" w:after="0"/>
-        <w:ind w:hanging="360" w:start="720" w:end="75"/>
-        <w:jc w:val="both"/>
-        <w:rPr>
-          <w:lang w:val="ro-RO"/>
-        </w:rPr>
-      </w:pPr>
-      <w:r>
-        <w:rPr>
-          <w:rFonts w:cs="Calibri" w:cstheme="minorHAnsi"/>
+        <w:spacing w:after="0" w:line="240" w:lineRule="auto"/>
+        <w:ind w:right="75"/>
+        <w:jc w:val="both"/>
+        <w:rPr>
+          <w:lang w:val="ro-RO"/>
+        </w:rPr>
+      </w:pPr>
+      <w:r>
+        <w:rPr>
+          <w:rFonts w:cstheme="minorHAnsi"/>
           <w:lang w:val="ro-RO"/>
         </w:rPr>
         <w:t>Aplicația trebuie să gestioneze stocurile de ingrediente:</w:t>
@@ -519,22 +479,21 @@
     </w:p>
     <w:p>
       <w:pPr>
-        <w:pStyle w:val="Normal"/>
-        <w:widowControl w:val="false"/>
+        <w:widowControl w:val="0"/>
         <w:numPr>
           <w:ilvl w:val="1"/>
           <w:numId w:val="2"/>
         </w:numPr>
-        <w:spacing w:lineRule="auto" w:line="240" w:before="0" w:after="0"/>
-        <w:ind w:hanging="360" w:start="1440" w:end="75"/>
-        <w:jc w:val="both"/>
-        <w:rPr>
-          <w:lang w:val="ro-RO"/>
-        </w:rPr>
-      </w:pPr>
-      <w:r>
-        <w:rPr>
-          <w:rFonts w:cs="Calibri" w:cstheme="minorHAnsi"/>
+        <w:spacing w:after="0" w:line="240" w:lineRule="auto"/>
+        <w:ind w:right="75"/>
+        <w:jc w:val="both"/>
+        <w:rPr>
+          <w:lang w:val="ro-RO"/>
+        </w:rPr>
+      </w:pPr>
+      <w:r>
+        <w:rPr>
+          <w:rFonts w:cstheme="minorHAnsi"/>
           <w:lang w:val="ro-RO"/>
         </w:rPr>
         <w:t>afișarea cantității disponibile;</w:t>
@@ -542,23 +501,22 @@
     </w:p>
     <w:p>
       <w:pPr>
-        <w:pStyle w:val="Normal"/>
-        <w:widowControl w:val="false"/>
+        <w:widowControl w:val="0"/>
         <w:numPr>
           <w:ilvl w:val="1"/>
           <w:numId w:val="2"/>
         </w:numPr>
-        <w:spacing w:lineRule="auto" w:line="240" w:before="0" w:after="0"/>
-        <w:ind w:hanging="360" w:start="1440" w:end="75"/>
-        <w:jc w:val="both"/>
-        <w:rPr>
-          <w:rFonts w:cs="Calibri" w:cstheme="minorHAnsi"/>
-          <w:lang w:val="ro-RO"/>
-        </w:rPr>
-      </w:pPr>
-      <w:r>
-        <w:rPr>
-          <w:rFonts w:cs="Calibri" w:cstheme="minorHAnsi"/>
+        <w:spacing w:after="0" w:line="240" w:lineRule="auto"/>
+        <w:ind w:right="75"/>
+        <w:jc w:val="both"/>
+        <w:rPr>
+          <w:rFonts w:cstheme="minorHAnsi"/>
+          <w:lang w:val="ro-RO"/>
+        </w:rPr>
+      </w:pPr>
+      <w:r>
+        <w:rPr>
+          <w:rFonts w:cstheme="minorHAnsi"/>
           <w:lang w:val="ro-RO"/>
         </w:rPr>
         <w:t>actualizarea stocului în urma comenzilor.</w:t>
@@ -566,24 +524,23 @@
     </w:p>
     <w:p>
       <w:pPr>
-        <w:pStyle w:val="Normal"/>
-        <w:widowControl w:val="false"/>
+        <w:widowControl w:val="0"/>
         <w:numPr>
           <w:ilvl w:val="1"/>
           <w:numId w:val="2"/>
         </w:numPr>
-        <w:spacing w:lineRule="auto" w:line="240" w:before="0" w:after="0"/>
-        <w:ind w:hanging="360" w:start="1440" w:end="75"/>
-        <w:jc w:val="both"/>
-        <w:rPr>
-          <w:rFonts w:cs="Calibri" w:cstheme="minorHAnsi"/>
+        <w:spacing w:after="0" w:line="240" w:lineRule="auto"/>
+        <w:ind w:right="75"/>
+        <w:jc w:val="both"/>
+        <w:rPr>
+          <w:rFonts w:cstheme="minorHAnsi"/>
           <w:u w:val="single"/>
           <w:lang w:val="ro-RO"/>
         </w:rPr>
       </w:pPr>
       <w:r>
         <w:rPr>
-          <w:rFonts w:cs="Calibri" w:cstheme="minorHAnsi"/>
+          <w:rFonts w:cstheme="minorHAnsi"/>
           <w:u w:val="single"/>
           <w:lang w:val="ro-RO"/>
         </w:rPr>
@@ -592,22 +549,21 @@
     </w:p>
     <w:p>
       <w:pPr>
-        <w:pStyle w:val="Normal"/>
-        <w:widowControl w:val="false"/>
+        <w:widowControl w:val="0"/>
         <w:numPr>
           <w:ilvl w:val="0"/>
           <w:numId w:val="2"/>
         </w:numPr>
-        <w:spacing w:lineRule="auto" w:line="240" w:before="0" w:after="0"/>
-        <w:ind w:hanging="360" w:start="720" w:end="75"/>
-        <w:jc w:val="both"/>
-        <w:rPr>
-          <w:lang w:val="ro-RO"/>
-        </w:rPr>
-      </w:pPr>
-      <w:r>
-        <w:rPr>
-          <w:rFonts w:cs="Calibri" w:cstheme="minorHAnsi"/>
+        <w:spacing w:after="0" w:line="240" w:lineRule="auto"/>
+        <w:ind w:right="75"/>
+        <w:jc w:val="both"/>
+        <w:rPr>
+          <w:lang w:val="ro-RO"/>
+        </w:rPr>
+      </w:pPr>
+      <w:r>
+        <w:rPr>
+          <w:rFonts w:cstheme="minorHAnsi"/>
           <w:lang w:val="ro-RO"/>
         </w:rPr>
         <w:t>Aplicația trebuie să permită crearea comenzilor:</w:t>
@@ -615,22 +571,21 @@
     </w:p>
     <w:p>
       <w:pPr>
-        <w:pStyle w:val="Normal"/>
-        <w:widowControl w:val="false"/>
+        <w:widowControl w:val="0"/>
         <w:numPr>
           <w:ilvl w:val="1"/>
           <w:numId w:val="2"/>
         </w:numPr>
-        <w:spacing w:lineRule="auto" w:line="240" w:before="0" w:after="0"/>
-        <w:ind w:hanging="360" w:start="1440" w:end="75"/>
-        <w:jc w:val="both"/>
-        <w:rPr>
-          <w:lang w:val="ro-RO"/>
-        </w:rPr>
-      </w:pPr>
-      <w:r>
-        <w:rPr>
-          <w:rFonts w:cs="Calibri" w:cstheme="minorHAnsi"/>
+        <w:spacing w:after="0" w:line="240" w:lineRule="auto"/>
+        <w:ind w:right="75"/>
+        <w:jc w:val="both"/>
+        <w:rPr>
+          <w:lang w:val="ro-RO"/>
+        </w:rPr>
+      </w:pPr>
+      <w:r>
+        <w:rPr>
+          <w:rFonts w:cstheme="minorHAnsi"/>
           <w:lang w:val="ro-RO"/>
         </w:rPr>
         <w:t>o comandă conține unul sau mai multe produse;</w:t>
@@ -638,22 +593,21 @@
     </w:p>
     <w:p>
       <w:pPr>
-        <w:pStyle w:val="Normal"/>
-        <w:widowControl w:val="false"/>
+        <w:widowControl w:val="0"/>
         <w:numPr>
           <w:ilvl w:val="1"/>
           <w:numId w:val="2"/>
         </w:numPr>
-        <w:spacing w:lineRule="auto" w:line="240" w:before="0" w:after="0"/>
-        <w:ind w:hanging="360" w:start="1440" w:end="75"/>
-        <w:jc w:val="both"/>
-        <w:rPr>
-          <w:lang w:val="ro-RO"/>
-        </w:rPr>
-      </w:pPr>
-      <w:r>
-        <w:rPr>
-          <w:rFonts w:cs="Calibri" w:cstheme="minorHAnsi"/>
+        <w:spacing w:after="0" w:line="240" w:lineRule="auto"/>
+        <w:ind w:right="75"/>
+        <w:jc w:val="both"/>
+        <w:rPr>
+          <w:lang w:val="ro-RO"/>
+        </w:rPr>
+      </w:pPr>
+      <w:r>
+        <w:rPr>
+          <w:rFonts w:cstheme="minorHAnsi"/>
           <w:lang w:val="ro-RO"/>
         </w:rPr>
         <w:t>fiecare produs are asociată o cantitate.</w:t>
@@ -661,22 +615,21 @@
     </w:p>
     <w:p>
       <w:pPr>
-        <w:pStyle w:val="Normal"/>
-        <w:widowControl w:val="false"/>
+        <w:widowControl w:val="0"/>
         <w:numPr>
           <w:ilvl w:val="0"/>
           <w:numId w:val="2"/>
         </w:numPr>
-        <w:spacing w:lineRule="auto" w:line="240" w:before="0" w:after="0"/>
-        <w:ind w:hanging="360" w:start="720" w:end="75"/>
-        <w:jc w:val="both"/>
-        <w:rPr>
-          <w:lang w:val="ro-RO"/>
-        </w:rPr>
-      </w:pPr>
-      <w:r>
-        <w:rPr>
-          <w:rFonts w:cs="Calibri" w:cstheme="minorHAnsi"/>
+        <w:spacing w:after="0" w:line="240" w:lineRule="auto"/>
+        <w:ind w:right="75"/>
+        <w:jc w:val="both"/>
+        <w:rPr>
+          <w:lang w:val="ro-RO"/>
+        </w:rPr>
+      </w:pPr>
+      <w:r>
+        <w:rPr>
+          <w:rFonts w:cstheme="minorHAnsi"/>
           <w:lang w:val="ro-RO"/>
         </w:rPr>
         <w:t>Aplicația trebuie să calculeze automat conținutul unei comenzi pe baza rețetelor produselor.</w:t>
@@ -684,22 +637,21 @@
     </w:p>
     <w:p>
       <w:pPr>
-        <w:pStyle w:val="Normal"/>
-        <w:widowControl w:val="false"/>
+        <w:widowControl w:val="0"/>
         <w:numPr>
           <w:ilvl w:val="1"/>
           <w:numId w:val="2"/>
         </w:numPr>
-        <w:spacing w:lineRule="auto" w:line="240" w:before="0" w:after="0"/>
-        <w:ind w:hanging="360" w:start="1440" w:end="75"/>
-        <w:jc w:val="both"/>
-        <w:rPr>
-          <w:lang w:val="ro-RO"/>
-        </w:rPr>
-      </w:pPr>
-      <w:r>
-        <w:rPr>
-          <w:rFonts w:cs="Calibri" w:cstheme="minorHAnsi"/>
+        <w:spacing w:after="0" w:line="240" w:lineRule="auto"/>
+        <w:ind w:right="75"/>
+        <w:jc w:val="both"/>
+        <w:rPr>
+          <w:lang w:val="ro-RO"/>
+        </w:rPr>
+      </w:pPr>
+      <w:r>
+        <w:rPr>
+          <w:rFonts w:cstheme="minorHAnsi"/>
           <w:lang w:val="ro-RO"/>
         </w:rPr>
         <w:t>la finalizarea comenzii se generează bonul de casă care se salvează în format .csv.</w:t>
@@ -707,29 +659,28 @@
     </w:p>
     <w:p>
       <w:pPr>
-        <w:pStyle w:val="Normal"/>
-        <w:widowControl w:val="false"/>
+        <w:widowControl w:val="0"/>
         <w:numPr>
           <w:ilvl w:val="0"/>
           <w:numId w:val="2"/>
         </w:numPr>
-        <w:spacing w:lineRule="auto" w:line="240" w:before="0" w:after="0"/>
-        <w:ind w:hanging="360" w:start="720" w:end="75"/>
-        <w:jc w:val="both"/>
-        <w:rPr>
-          <w:lang w:val="ro-RO"/>
-        </w:rPr>
-      </w:pPr>
-      <w:r>
-        <w:rPr>
-          <w:rFonts w:cs="Calibri" w:cstheme="minorHAnsi"/>
+        <w:spacing w:after="0" w:line="240" w:lineRule="auto"/>
+        <w:ind w:right="75"/>
+        <w:jc w:val="both"/>
+        <w:rPr>
+          <w:lang w:val="ro-RO"/>
+        </w:rPr>
+      </w:pPr>
+      <w:r>
+        <w:rPr>
+          <w:rFonts w:cstheme="minorHAnsi"/>
           <w:lang w:val="ro-RO"/>
         </w:rPr>
         <w:t xml:space="preserve">La finalul fiecărei zile </w:t>
       </w:r>
       <w:r>
         <w:rPr>
-          <w:rFonts w:cs="Calibri" w:cstheme="minorHAnsi"/>
+          <w:rFonts w:cstheme="minorHAnsi"/>
           <w:u w:val="single"/>
           <w:lang w:val="ro-RO"/>
         </w:rPr>
@@ -737,14 +688,14 @@
       </w:r>
       <w:r>
         <w:rPr>
-          <w:rFonts w:cs="Calibri" w:cstheme="minorHAnsi"/>
+          <w:rFonts w:cstheme="minorHAnsi"/>
           <w:lang w:val="ro-RO"/>
         </w:rPr>
         <w:t xml:space="preserve"> se salvează informațiile despre comenzile înregsitrate și se calculează totaul zilei. </w:t>
       </w:r>
       <w:r>
         <w:rPr>
-          <w:rFonts w:cs="Calibri" w:cstheme="minorHAnsi"/>
+          <w:rFonts w:cstheme="minorHAnsi"/>
           <w:strike/>
           <w:u w:val="single"/>
           <w:lang w:val="ro-RO"/>
@@ -754,14 +705,13 @@
     </w:p>
     <w:p>
       <w:pPr>
-        <w:pStyle w:val="Normal"/>
-        <w:widowControl w:val="false"/>
+        <w:widowControl w:val="0"/>
         <w:numPr>
           <w:ilvl w:val="1"/>
           <w:numId w:val="2"/>
         </w:numPr>
-        <w:spacing w:lineRule="auto" w:line="240" w:before="0" w:after="0"/>
-        <w:ind w:hanging="360" w:start="720" w:end="75"/>
+        <w:spacing w:after="0" w:line="240" w:lineRule="auto"/>
+        <w:ind w:left="720" w:right="75"/>
         <w:jc w:val="both"/>
         <w:rPr>
           <w:u w:val="single"/>
@@ -770,7 +720,7 @@
       </w:pPr>
       <w:r>
         <w:rPr>
-          <w:rFonts w:cs="Calibri" w:cstheme="minorHAnsi"/>
+          <w:rFonts w:cstheme="minorHAnsi"/>
           <w:u w:val="single"/>
           <w:lang w:val="ro-RO"/>
         </w:rPr>
@@ -779,34 +729,31 @@
     </w:p>
     <w:p>
       <w:pPr>
-        <w:pStyle w:val="Normal"/>
-        <w:widowControl w:val="false"/>
-        <w:spacing w:lineRule="auto" w:line="240" w:before="0" w:after="0"/>
-        <w:ind w:firstLine="284" w:end="75"/>
-        <w:jc w:val="both"/>
-        <w:rPr>
-          <w:lang w:val="ro-RO"/>
-        </w:rPr>
-      </w:pPr>
-      <w:r>
-        <w:rPr>
+        <w:widowControl w:val="0"/>
+        <w:spacing w:after="0" w:line="240" w:lineRule="auto"/>
+        <w:ind w:right="75" w:firstLine="284"/>
+        <w:jc w:val="both"/>
+        <w:rPr>
+          <w:lang w:val="ro-RO"/>
+        </w:rPr>
+      </w:pPr>
+      <w:r>
+        <w:rPr>
+          <w:noProof/>
           <w:lang w:val="ro-RO"/>
         </w:rPr>
         <mc:AlternateContent>
           <mc:Choice Requires="wps">
             <w:drawing>
-              <wp:inline distT="0" distB="0" distL="0" distR="0">
+              <wp:inline distT="0" distB="0" distL="0" distR="0" wp14:anchorId="5648E1C3" wp14:editId="4509E782">
                 <wp:extent cx="6479540" cy="19050"/>
                 <wp:effectExtent l="0" t="0" r="0" b="0"/>
-                <wp:docPr id="1" name=""/>
+                <wp:docPr id="1" name="Rectangle 1"/>
+                <wp:cNvGraphicFramePr/>
                 <a:graphic xmlns:a="http://schemas.openxmlformats.org/drawingml/2006/main">
                   <a:graphicData uri="http://schemas.microsoft.com/office/word/2010/wordprocessingShape">
                     <wps:wsp>
                       <wps:cNvSpPr/>
-                      <wps:nvSpPr>
-                        <wps:cNvPr id="2" name=""/>
-                        <wps:cNvSpPr/>
-                      </wps:nvSpPr>
                       <wps:spPr>
                         <a:xfrm>
                           <a:off x="0" y="0"/>
@@ -816,7 +763,7 @@
                           <a:avLst/>
                         </a:prstGeom>
                         <a:solidFill>
-                          <a:srgbClr val="a0a0a0"/>
+                          <a:srgbClr val="A0A0A0"/>
                         </a:solidFill>
                         <a:ln w="0">
                           <a:noFill/>
@@ -826,18 +773,13 @@
                     </wps:wsp>
                   </a:graphicData>
                 </a:graphic>
-                <wp14:sizeRelH relativeFrom="page">
-                  <wp14:pctWidth>100000</wp14:pctWidth>
-                </wp14:sizeRelH>
               </wp:inline>
             </w:drawing>
           </mc:Choice>
           <mc:Fallback>
             <w:pict>
-              <v:rect id="shape_0" fillcolor="#a0a0a0" stroked="f" o:allowincell="f" style="position:absolute;margin-left:0pt;margin-top:-1.55pt;width:510.15pt;height:1.45pt;mso-wrap-style:none;v-text-anchor:middle;mso-position-horizontal:center;mso-position-vertical:top">
-                <v:fill o:detectmouseclick="t" type="solid" color2="#5f5f5f"/>
-                <v:stroke color="#3465a4" joinstyle="round" endcap="flat"/>
-                <w10:wrap type="topAndBottom"/>
+              <v:rect w14:anchorId="3BC7DDFC" id="Rectangle 1" o:spid="_x0000_s1026" style="width:510.2pt;height:1.5pt;visibility:visible;mso-wrap-style:square;mso-left-percent:-10001;mso-top-percent:-10001;mso-position-horizontal:absolute;mso-position-horizontal-relative:char;mso-position-vertical:absolute;mso-position-vertical-relative:line;mso-left-percent:-10001;mso-top-percent:-10001;v-text-anchor:top" o:gfxdata="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" fillcolor="#a0a0a0" stroked="f" strokeweight="0">
+                <w10:anchorlock/>
               </v:rect>
             </w:pict>
           </mc:Fallback>
@@ -846,18 +788,17 @@
     </w:p>
     <w:p>
       <w:pPr>
-        <w:pStyle w:val="Normal"/>
-        <w:widowControl w:val="false"/>
-        <w:spacing w:lineRule="auto" w:line="240" w:before="0" w:after="0"/>
-        <w:ind w:firstLine="284" w:end="75"/>
-        <w:jc w:val="both"/>
-        <w:rPr>
-          <w:lang w:val="ro-RO"/>
-        </w:rPr>
-      </w:pPr>
-      <w:r>
-        <w:rPr>
-          <w:rFonts w:cs="Calibri" w:cstheme="minorHAnsi"/>
+        <w:widowControl w:val="0"/>
+        <w:spacing w:after="0" w:line="240" w:lineRule="auto"/>
+        <w:ind w:right="75" w:firstLine="284"/>
+        <w:jc w:val="both"/>
+        <w:rPr>
+          <w:lang w:val="ro-RO"/>
+        </w:rPr>
+      </w:pPr>
+      <w:r>
+        <w:rPr>
+          <w:rFonts w:cstheme="minorHAnsi"/>
           <w:b/>
           <w:bCs/>
           <w:lang w:val="ro-RO"/>
@@ -867,29 +808,28 @@
     </w:p>
     <w:p>
       <w:pPr>
-        <w:pStyle w:val="Normal"/>
-        <w:widowControl w:val="false"/>
+        <w:widowControl w:val="0"/>
         <w:numPr>
           <w:ilvl w:val="0"/>
           <w:numId w:val="3"/>
         </w:numPr>
-        <w:spacing w:lineRule="auto" w:line="240" w:before="0" w:after="0"/>
-        <w:ind w:hanging="360" w:start="720" w:end="75"/>
-        <w:jc w:val="both"/>
-        <w:rPr>
-          <w:lang w:val="ro-RO"/>
-        </w:rPr>
-      </w:pPr>
-      <w:r>
-        <w:rPr>
-          <w:rFonts w:cs="Calibri" w:cstheme="minorHAnsi"/>
+        <w:spacing w:after="0" w:line="240" w:lineRule="auto"/>
+        <w:ind w:right="75"/>
+        <w:jc w:val="both"/>
+        <w:rPr>
+          <w:lang w:val="ro-RO"/>
+        </w:rPr>
+      </w:pPr>
+      <w:r>
+        <w:rPr>
+          <w:rFonts w:cstheme="minorHAnsi"/>
           <w:lang w:val="ro-RO"/>
         </w:rPr>
         <w:t xml:space="preserve">Aplicația trebuie să fie o </w:t>
       </w:r>
       <w:r>
         <w:rPr>
-          <w:rFonts w:cs="Calibri" w:cstheme="minorHAnsi"/>
+          <w:rFonts w:cstheme="minorHAnsi"/>
           <w:b/>
           <w:bCs/>
           <w:lang w:val="ro-RO"/>
@@ -898,7 +838,7 @@
       </w:r>
       <w:r>
         <w:rPr>
-          <w:rFonts w:cs="Calibri" w:cstheme="minorHAnsi"/>
+          <w:rFonts w:cstheme="minorHAnsi"/>
           <w:lang w:val="ro-RO"/>
         </w:rPr>
         <w:t>.</w:t>
@@ -906,29 +846,28 @@
     </w:p>
     <w:p>
       <w:pPr>
-        <w:pStyle w:val="Normal"/>
-        <w:widowControl w:val="false"/>
+        <w:widowControl w:val="0"/>
         <w:numPr>
           <w:ilvl w:val="0"/>
           <w:numId w:val="3"/>
         </w:numPr>
-        <w:spacing w:lineRule="auto" w:line="240" w:before="0" w:after="0"/>
-        <w:ind w:hanging="360" w:start="720" w:end="75"/>
-        <w:jc w:val="both"/>
-        <w:rPr>
-          <w:lang w:val="ro-RO"/>
-        </w:rPr>
-      </w:pPr>
-      <w:r>
-        <w:rPr>
-          <w:rFonts w:cs="Calibri" w:cstheme="minorHAnsi"/>
+        <w:spacing w:after="0" w:line="240" w:lineRule="auto"/>
+        <w:ind w:right="75"/>
+        <w:jc w:val="both"/>
+        <w:rPr>
+          <w:lang w:val="ro-RO"/>
+        </w:rPr>
+      </w:pPr>
+      <w:r>
+        <w:rPr>
+          <w:rFonts w:cstheme="minorHAnsi"/>
           <w:lang w:val="ro-RO"/>
         </w:rPr>
         <w:t xml:space="preserve">Interfața grafică trebuie realizată folosind </w:t>
       </w:r>
       <w:r>
         <w:rPr>
-          <w:rFonts w:cs="Calibri" w:cstheme="minorHAnsi"/>
+          <w:rFonts w:cstheme="minorHAnsi"/>
           <w:b/>
           <w:bCs/>
           <w:lang w:val="ro-RO"/>
@@ -937,7 +876,7 @@
       </w:r>
       <w:r>
         <w:rPr>
-          <w:rFonts w:cs="Calibri" w:cstheme="minorHAnsi"/>
+          <w:rFonts w:cstheme="minorHAnsi"/>
           <w:lang w:val="ro-RO"/>
         </w:rPr>
         <w:t>.</w:t>
@@ -945,29 +884,28 @@
     </w:p>
     <w:p>
       <w:pPr>
-        <w:pStyle w:val="Normal"/>
-        <w:widowControl w:val="false"/>
+        <w:widowControl w:val="0"/>
         <w:numPr>
           <w:ilvl w:val="0"/>
           <w:numId w:val="3"/>
         </w:numPr>
-        <w:spacing w:lineRule="auto" w:line="240" w:before="0" w:after="0"/>
-        <w:ind w:hanging="360" w:start="720" w:end="75"/>
-        <w:jc w:val="both"/>
-        <w:rPr>
-          <w:lang w:val="ro-RO"/>
-        </w:rPr>
-      </w:pPr>
-      <w:r>
-        <w:rPr>
-          <w:rFonts w:cs="Calibri" w:cstheme="minorHAnsi"/>
+        <w:spacing w:after="0" w:line="240" w:lineRule="auto"/>
+        <w:ind w:right="75"/>
+        <w:jc w:val="both"/>
+        <w:rPr>
+          <w:lang w:val="ro-RO"/>
+        </w:rPr>
+      </w:pPr>
+      <w:r>
+        <w:rPr>
+          <w:rFonts w:cstheme="minorHAnsi"/>
           <w:lang w:val="ro-RO"/>
         </w:rPr>
         <w:t xml:space="preserve">Persistența datelor trebuie realizată în </w:t>
       </w:r>
       <w:r>
         <w:rPr>
-          <w:rFonts w:cs="Calibri" w:cstheme="minorHAnsi"/>
+          <w:rFonts w:cstheme="minorHAnsi"/>
           <w:b/>
           <w:bCs/>
           <w:lang w:val="ro-RO"/>
@@ -976,7 +914,7 @@
       </w:r>
       <w:r>
         <w:rPr>
-          <w:rFonts w:cs="Calibri" w:cstheme="minorHAnsi"/>
+          <w:rFonts w:cstheme="minorHAnsi"/>
           <w:lang w:val="ro-RO"/>
         </w:rPr>
         <w:t>.</w:t>
@@ -984,29 +922,28 @@
     </w:p>
     <w:p>
       <w:pPr>
-        <w:pStyle w:val="Normal"/>
-        <w:widowControl w:val="false"/>
+        <w:widowControl w:val="0"/>
         <w:numPr>
           <w:ilvl w:val="0"/>
           <w:numId w:val="3"/>
         </w:numPr>
-        <w:spacing w:lineRule="auto" w:line="240" w:before="0" w:after="0"/>
-        <w:ind w:hanging="360" w:start="720" w:end="75"/>
-        <w:jc w:val="both"/>
-        <w:rPr>
-          <w:lang w:val="ro-RO"/>
-        </w:rPr>
-      </w:pPr>
-      <w:r>
-        <w:rPr>
-          <w:rFonts w:cs="Calibri" w:cstheme="minorHAnsi"/>
+        <w:spacing w:after="0" w:line="240" w:lineRule="auto"/>
+        <w:ind w:right="75"/>
+        <w:jc w:val="both"/>
+        <w:rPr>
+          <w:lang w:val="ro-RO"/>
+        </w:rPr>
+      </w:pPr>
+      <w:r>
+        <w:rPr>
+          <w:rFonts w:cstheme="minorHAnsi"/>
           <w:lang w:val="ro-RO"/>
         </w:rPr>
         <w:t xml:space="preserve">Accesul la date trebuie implementat folosind </w:t>
       </w:r>
       <w:r>
         <w:rPr>
-          <w:rFonts w:cs="Calibri" w:cstheme="minorHAnsi"/>
+          <w:rFonts w:cstheme="minorHAnsi"/>
           <w:b/>
           <w:bCs/>
           <w:lang w:val="ro-RO"/>
@@ -1015,7 +952,7 @@
       </w:r>
       <w:r>
         <w:rPr>
-          <w:rFonts w:cs="Calibri" w:cstheme="minorHAnsi"/>
+          <w:rFonts w:cstheme="minorHAnsi"/>
           <w:lang w:val="ro-RO"/>
         </w:rPr>
         <w:t>.</w:t>
@@ -1023,22 +960,21 @@
     </w:p>
     <w:p>
       <w:pPr>
-        <w:pStyle w:val="Normal"/>
-        <w:widowControl w:val="false"/>
+        <w:widowControl w:val="0"/>
         <w:numPr>
           <w:ilvl w:val="0"/>
           <w:numId w:val="3"/>
         </w:numPr>
-        <w:spacing w:lineRule="auto" w:line="240" w:before="0" w:after="0"/>
-        <w:ind w:hanging="360" w:start="720" w:end="75"/>
-        <w:jc w:val="both"/>
-        <w:rPr>
-          <w:lang w:val="ro-RO"/>
-        </w:rPr>
-      </w:pPr>
-      <w:r>
-        <w:rPr>
-          <w:rFonts w:cs="Calibri" w:cstheme="minorHAnsi"/>
+        <w:spacing w:after="0" w:line="240" w:lineRule="auto"/>
+        <w:ind w:right="75"/>
+        <w:jc w:val="both"/>
+        <w:rPr>
+          <w:lang w:val="ro-RO"/>
+        </w:rPr>
+      </w:pPr>
+      <w:r>
+        <w:rPr>
+          <w:rFonts w:cstheme="minorHAnsi"/>
           <w:lang w:val="ro-RO"/>
         </w:rPr>
         <w:t>Logica aplicației trebuie separată de interfața grafică (layer Service).</w:t>
@@ -1046,148 +982,171 @@
     </w:p>
     <w:p>
       <w:pPr>
-        <w:pStyle w:val="Normal"/>
-        <w:widowControl w:val="false"/>
+        <w:widowControl w:val="0"/>
         <w:numPr>
           <w:ilvl w:val="0"/>
           <w:numId w:val="3"/>
         </w:numPr>
-        <w:spacing w:lineRule="auto" w:line="240" w:before="0" w:after="0"/>
-        <w:ind w:hanging="360" w:start="720" w:end="75"/>
-        <w:jc w:val="both"/>
-        <w:rPr>
-          <w:lang w:val="ro-RO"/>
-        </w:rPr>
-      </w:pPr>
-      <w:r>
-        <w:rPr>
-          <w:rFonts w:cs="Calibri" w:cstheme="minorHAnsi"/>
+        <w:spacing w:after="0" w:line="240" w:lineRule="auto"/>
+        <w:ind w:right="75"/>
+        <w:jc w:val="both"/>
+        <w:rPr>
+          <w:lang w:val="ro-RO"/>
+        </w:rPr>
+      </w:pPr>
+      <w:r>
+        <w:rPr>
+          <w:rFonts w:cstheme="minorHAnsi"/>
           <w:lang w:val="ro-RO"/>
         </w:rPr>
         <w:t>Codul trebuie să respecte principiile OOP (încapsulare, separarea responsabilităților).</w:t>
       </w:r>
     </w:p>
     <w:sectPr>
-      <w:headerReference w:type="even" r:id="rId2"/>
-      <w:headerReference w:type="default" r:id="rId3"/>
-      <w:headerReference w:type="first" r:id="rId4"/>
-      <w:footerReference w:type="even" r:id="rId5"/>
-      <w:footerReference w:type="default" r:id="rId6"/>
-      <w:footerReference w:type="first" r:id="rId7"/>
-      <w:type w:val="nextPage"/>
+      <w:headerReference w:type="even" r:id="rId8"/>
+      <w:headerReference w:type="default" r:id="rId9"/>
+      <w:footerReference w:type="even" r:id="rId10"/>
+      <w:footerReference w:type="default" r:id="rId11"/>
+      <w:headerReference w:type="first" r:id="rId12"/>
+      <w:footerReference w:type="first" r:id="rId13"/>
       <w:pgSz w:w="11906" w:h="16838"/>
-      <w:pgMar w:left="851" w:right="851" w:gutter="0" w:header="680" w:top="1134" w:footer="680" w:bottom="1134"/>
-      <w:pgNumType w:fmt="decimal"/>
-      <w:formProt w:val="false"/>
-      <w:textDirection w:val="lrTb"/>
-      <w:docGrid w:type="default" w:linePitch="360" w:charSpace="0"/>
+      <w:pgMar w:top="1134" w:right="851" w:bottom="1134" w:left="851" w:header="680" w:footer="680" w:gutter="0"/>
+      <w:cols w:space="720"/>
+      <w:formProt w:val="0"/>
+      <w:docGrid w:linePitch="360"/>
     </w:sectPr>
   </w:body>
 </w:document>
 </file>
 
+<file path=word/endnotes.xml><?xml version="1.0" encoding="utf-8"?>
+<w:endnotes xmlns:wpc="http://schemas.microsoft.com/office/word/2010/wordprocessingCanvas" xmlns:cx="http://schemas.microsoft.com/office/drawing/2014/chartex" xmlns:cx1="http://schemas.microsoft.com/office/drawing/2015/9/8/chartex" xmlns:cx2="http://schemas.microsoft.com/office/drawing/2015/10/21/chartex" xmlns:cx3="http://schemas.microsoft.com/office/drawing/2016/5/9/chartex" xmlns:cx4="http://schemas.microsoft.com/office/drawing/2016/5/10/chartex" xmlns:cx5="http://schemas.microsoft.com/office/drawing/2016/5/11/chartex" xmlns:cx6="http://schemas.microsoft.com/office/drawing/2016/5/12/chartex" xmlns:cx7="http://schemas.microsoft.com/office/drawing/2016/5/13/chartex" xmlns:cx8="http://schemas.microsoft.com/office/drawing/2016/5/14/chartex" xmlns:mc="http://schemas.openxmlformats.org/markup-compatibility/2006" xmlns:aink="http://schemas.microsoft.com/office/drawing/2016/ink" xmlns:am3d="http://schemas.microsoft.com/office/drawing/2017/model3d" xmlns:o="urn:schemas-microsoft-com:office:office" xmlns:oel="http://schemas.microsoft.com/office/2019/extlst" xmlns:r="http://schemas.openxmlformats.org/officeDocument/2006/relationships" xmlns:m="http://schemas.openxmlformats.org/officeDocument/2006/math" xmlns:v="urn:schemas-microsoft-com:vml" xmlns:wp14="http://schemas.microsoft.com/office/word/2010/wordprocessingDrawing" xmlns:wp="http://schemas.openxmlformats.org/drawingml/2006/wordprocessingDrawing" xmlns:w10="urn:schemas-microsoft-com:office:word" xmlns:w="http://schemas.openxmlformats.org/wordprocessingml/2006/main" xmlns:w14="http://schemas.microsoft.com/office/word/2010/wordml" xmlns:w15="http://schemas.microsoft.com/office/word/2012/wordml" xmlns:w16cex="http://schemas.microsoft.com/office/word/2018/wordml/cex" xmlns:w16cid="http://schemas.microsoft.com/office/word/2016/wordml/cid" xmlns:w16="http://schemas.microsoft.com/office/word/2018/wordml" xmlns:w16du="http://schemas.microsoft.com/office/word/2023/wordml/word16du" xmlns:w16sdtdh="http://schemas.microsoft.com/office/word/2020/wordml/sdtdatahash" xmlns:w16sdtfl="http://schemas.microsoft.com/office/word/2024/wordml/sdtformatlock" xmlns:w16se="http://schemas.microsoft.com/office/word/2015/wordml/symex" xmlns:wpg="http://schemas.microsoft.com/office/word/2010/wordprocessingGroup" xmlns:wpi="http://schemas.microsoft.com/office/word/2010/wordprocessingInk" xmlns:wne="http://schemas.microsoft.com/office/word/2006/wordml" xmlns:wps="http://schemas.microsoft.com/office/word/2010/wordprocessingShape" mc:Ignorable="w14 w15 w16se w16cid w16 w16cex w16sdtdh w16sdtfl w16du wp14">
+  <w:endnote w:type="separator" w:id="-1">
+    <w:p>
+      <w:pPr>
+        <w:spacing w:after="0" w:line="240" w:lineRule="auto"/>
+      </w:pPr>
+      <w:r>
+        <w:separator/>
+      </w:r>
+    </w:p>
+  </w:endnote>
+  <w:endnote w:type="continuationSeparator" w:id="0">
+    <w:p>
+      <w:pPr>
+        <w:spacing w:after="0" w:line="240" w:lineRule="auto"/>
+      </w:pPr>
+      <w:r>
+        <w:continuationSeparator/>
+      </w:r>
+    </w:p>
+  </w:endnote>
+</w:endnotes>
+</file>
+
 <file path=word/footer1.xml><?xml version="1.0" encoding="utf-8"?>
-<w:ftr xmlns:o="urn:schemas-microsoft-com:office:office" xmlns:r="http://schemas.openxmlformats.org/officeDocument/2006/relationships" xmlns:v="urn:schemas-microsoft-com:vml" xmlns:w="http://schemas.openxmlformats.org/wordprocessingml/2006/main" xmlns:w10="urn:schemas-microsoft-com:office:word" xmlns:wp="http://schemas.openxmlformats.org/drawingml/2006/wordprocessingDrawing" xmlns:pic="http://schemas.openxmlformats.org/drawingml/2006/picture" xmlns:wps="http://schemas.microsoft.com/office/word/2010/wordprocessingShape" xmlns:wpg="http://schemas.microsoft.com/office/word/2010/wordprocessingGroup" xmlns:mc="http://schemas.openxmlformats.org/markup-compatibility/2006" xmlns:wp14="http://schemas.microsoft.com/office/word/2010/wordprocessingDrawing" xmlns:w14="http://schemas.microsoft.com/office/word/2010/wordml" xmlns:w15="http://schemas.microsoft.com/office/word/2012/wordml" mc:Ignorable="w14 wp14 w15">
+<w:ftr xmlns:wpc="http://schemas.microsoft.com/office/word/2010/wordprocessingCanvas" xmlns:cx="http://schemas.microsoft.com/office/drawing/2014/chartex" xmlns:cx1="http://schemas.microsoft.com/office/drawing/2015/9/8/chartex" xmlns:cx2="http://schemas.microsoft.com/office/drawing/2015/10/21/chartex" xmlns:cx3="http://schemas.microsoft.com/office/drawing/2016/5/9/chartex" xmlns:cx4="http://schemas.microsoft.com/office/drawing/2016/5/10/chartex" xmlns:cx5="http://schemas.microsoft.com/office/drawing/2016/5/11/chartex" xmlns:cx6="http://schemas.microsoft.com/office/drawing/2016/5/12/chartex" xmlns:cx7="http://schemas.microsoft.com/office/drawing/2016/5/13/chartex" xmlns:cx8="http://schemas.microsoft.com/office/drawing/2016/5/14/chartex" xmlns:mc="http://schemas.openxmlformats.org/markup-compatibility/2006" xmlns:aink="http://schemas.microsoft.com/office/drawing/2016/ink" xmlns:am3d="http://schemas.microsoft.com/office/drawing/2017/model3d" xmlns:o="urn:schemas-microsoft-com:office:office" xmlns:oel="http://schemas.microsoft.com/office/2019/extlst" xmlns:r="http://schemas.openxmlformats.org/officeDocument/2006/relationships" xmlns:m="http://schemas.openxmlformats.org/officeDocument/2006/math" xmlns:v="urn:schemas-microsoft-com:vml" xmlns:wp14="http://schemas.microsoft.com/office/word/2010/wordprocessingDrawing" xmlns:wp="http://schemas.openxmlformats.org/drawingml/2006/wordprocessingDrawing" xmlns:w10="urn:schemas-microsoft-com:office:word" xmlns:w="http://schemas.openxmlformats.org/wordprocessingml/2006/main" xmlns:w14="http://schemas.microsoft.com/office/word/2010/wordml" xmlns:w15="http://schemas.microsoft.com/office/word/2012/wordml" xmlns:w16cex="http://schemas.microsoft.com/office/word/2018/wordml/cex" xmlns:w16cid="http://schemas.microsoft.com/office/word/2016/wordml/cid" xmlns:w16="http://schemas.microsoft.com/office/word/2018/wordml" xmlns:w16du="http://schemas.microsoft.com/office/word/2023/wordml/word16du" xmlns:w16sdtdh="http://schemas.microsoft.com/office/word/2020/wordml/sdtdatahash" xmlns:w16sdtfl="http://schemas.microsoft.com/office/word/2024/wordml/sdtformatlock" xmlns:w16se="http://schemas.microsoft.com/office/word/2015/wordml/symex" xmlns:wpg="http://schemas.microsoft.com/office/word/2010/wordprocessingGroup" xmlns:wpi="http://schemas.microsoft.com/office/word/2010/wordprocessingInk" xmlns:wne="http://schemas.microsoft.com/office/word/2006/wordml" xmlns:wps="http://schemas.microsoft.com/office/word/2010/wordprocessingShape" mc:Ignorable="w14 w15 w16se w16cid w16 w16cex w16sdtdh w16sdtfl w16du wp14">
   <w:p>
     <w:pPr>
       <w:pStyle w:val="Footer"/>
-      <w:rPr/>
     </w:pPr>
-    <w:r>
-      <w:rPr/>
-    </w:r>
   </w:p>
 </w:ftr>
 </file>
 
 <file path=word/footer2.xml><?xml version="1.0" encoding="utf-8"?>
-<w:ftr xmlns:o="urn:schemas-microsoft-com:office:office" xmlns:r="http://schemas.openxmlformats.org/officeDocument/2006/relationships" xmlns:v="urn:schemas-microsoft-com:vml" xmlns:w="http://schemas.openxmlformats.org/wordprocessingml/2006/main" xmlns:w10="urn:schemas-microsoft-com:office:word" xmlns:wp="http://schemas.openxmlformats.org/drawingml/2006/wordprocessingDrawing" xmlns:pic="http://schemas.openxmlformats.org/drawingml/2006/picture" xmlns:wps="http://schemas.microsoft.com/office/word/2010/wordprocessingShape" xmlns:wpg="http://schemas.microsoft.com/office/word/2010/wordprocessingGroup" xmlns:mc="http://schemas.openxmlformats.org/markup-compatibility/2006" xmlns:wp14="http://schemas.microsoft.com/office/word/2010/wordprocessingDrawing" xmlns:w14="http://schemas.microsoft.com/office/word/2010/wordml" xmlns:w15="http://schemas.microsoft.com/office/word/2012/wordml" mc:Ignorable="w14 wp14 w15">
+<w:ftr xmlns:wpc="http://schemas.microsoft.com/office/word/2010/wordprocessingCanvas" xmlns:cx="http://schemas.microsoft.com/office/drawing/2014/chartex" xmlns:cx1="http://schemas.microsoft.com/office/drawing/2015/9/8/chartex" xmlns:cx2="http://schemas.microsoft.com/office/drawing/2015/10/21/chartex" xmlns:cx3="http://schemas.microsoft.com/office/drawing/2016/5/9/chartex" xmlns:cx4="http://schemas.microsoft.com/office/drawing/2016/5/10/chartex" xmlns:cx5="http://schemas.microsoft.com/office/drawing/2016/5/11/chartex" xmlns:cx6="http://schemas.microsoft.com/office/drawing/2016/5/12/chartex" xmlns:cx7="http://schemas.microsoft.com/office/drawing/2016/5/13/chartex" xmlns:cx8="http://schemas.microsoft.com/office/drawing/2016/5/14/chartex" xmlns:mc="http://schemas.openxmlformats.org/markup-compatibility/2006" xmlns:aink="http://schemas.microsoft.com/office/drawing/2016/ink" xmlns:am3d="http://schemas.microsoft.com/office/drawing/2017/model3d" xmlns:o="urn:schemas-microsoft-com:office:office" xmlns:oel="http://schemas.microsoft.com/office/2019/extlst" xmlns:r="http://schemas.openxmlformats.org/officeDocument/2006/relationships" xmlns:m="http://schemas.openxmlformats.org/officeDocument/2006/math" xmlns:v="urn:schemas-microsoft-com:vml" xmlns:wp14="http://schemas.microsoft.com/office/word/2010/wordprocessingDrawing" xmlns:wp="http://schemas.openxmlformats.org/drawingml/2006/wordprocessingDrawing" xmlns:w10="urn:schemas-microsoft-com:office:word" xmlns:w="http://schemas.openxmlformats.org/wordprocessingml/2006/main" xmlns:w14="http://schemas.microsoft.com/office/word/2010/wordml" xmlns:w15="http://schemas.microsoft.com/office/word/2012/wordml" xmlns:w16cex="http://schemas.microsoft.com/office/word/2018/wordml/cex" xmlns:w16cid="http://schemas.microsoft.com/office/word/2016/wordml/cid" xmlns:w16="http://schemas.microsoft.com/office/word/2018/wordml" xmlns:w16du="http://schemas.microsoft.com/office/word/2023/wordml/word16du" xmlns:w16sdtdh="http://schemas.microsoft.com/office/word/2020/wordml/sdtdatahash" xmlns:w16sdtfl="http://schemas.microsoft.com/office/word/2024/wordml/sdtformatlock" xmlns:w16se="http://schemas.microsoft.com/office/word/2015/wordml/symex" xmlns:wpg="http://schemas.microsoft.com/office/word/2010/wordprocessingGroup" xmlns:wpi="http://schemas.microsoft.com/office/word/2010/wordprocessingInk" xmlns:wne="http://schemas.microsoft.com/office/word/2006/wordml" xmlns:wps="http://schemas.microsoft.com/office/word/2010/wordprocessingShape" mc:Ignorable="w14 w15 w16se w16cid w16 w16cex w16sdtdh w16sdtfl w16du wp14">
   <w:p>
     <w:pPr>
       <w:pStyle w:val="Footer"/>
       <w:tabs>
         <w:tab w:val="clear" w:pos="9360"/>
-        <w:tab w:val="center" w:pos="4680" w:leader="none"/>
-        <w:tab w:val="right" w:pos="10206" w:leader="none"/>
+        <w:tab w:val="right" w:pos="10206"/>
       </w:tabs>
       <w:rPr>
-        <w:rFonts w:cs="Calibri" w:cstheme="minorHAnsi"/>
-        <w:color w:themeColor="hyperlink" w:val="0000FF"/>
+        <w:rFonts w:cstheme="minorHAnsi"/>
+        <w:color w:val="0000FF" w:themeColor="hyperlink"/>
         <w:u w:val="single"/>
       </w:rPr>
     </w:pPr>
-    <w:r>
-      <w:rPr>
-        <w:rFonts w:cs="Calibri" w:cstheme="minorHAnsi"/>
-        <w:color w:themeColor="hyperlink" w:val="0000FF"/>
-        <w:u w:val="single"/>
-      </w:rPr>
-    </w:r>
   </w:p>
 </w:ftr>
 </file>
 
 <file path=word/footer3.xml><?xml version="1.0" encoding="utf-8"?>
-<w:ftr xmlns:o="urn:schemas-microsoft-com:office:office" xmlns:r="http://schemas.openxmlformats.org/officeDocument/2006/relationships" xmlns:v="urn:schemas-microsoft-com:vml" xmlns:w="http://schemas.openxmlformats.org/wordprocessingml/2006/main" xmlns:w10="urn:schemas-microsoft-com:office:word" xmlns:wp="http://schemas.openxmlformats.org/drawingml/2006/wordprocessingDrawing" xmlns:pic="http://schemas.openxmlformats.org/drawingml/2006/picture" xmlns:wps="http://schemas.microsoft.com/office/word/2010/wordprocessingShape" xmlns:wpg="http://schemas.microsoft.com/office/word/2010/wordprocessingGroup" xmlns:mc="http://schemas.openxmlformats.org/markup-compatibility/2006" xmlns:wp14="http://schemas.microsoft.com/office/word/2010/wordprocessingDrawing" xmlns:w14="http://schemas.microsoft.com/office/word/2010/wordml" xmlns:w15="http://schemas.microsoft.com/office/word/2012/wordml" mc:Ignorable="w14 wp14 w15">
+<w:ftr xmlns:wpc="http://schemas.microsoft.com/office/word/2010/wordprocessingCanvas" xmlns:cx="http://schemas.microsoft.com/office/drawing/2014/chartex" xmlns:cx1="http://schemas.microsoft.com/office/drawing/2015/9/8/chartex" xmlns:cx2="http://schemas.microsoft.com/office/drawing/2015/10/21/chartex" xmlns:cx3="http://schemas.microsoft.com/office/drawing/2016/5/9/chartex" xmlns:cx4="http://schemas.microsoft.com/office/drawing/2016/5/10/chartex" xmlns:cx5="http://schemas.microsoft.com/office/drawing/2016/5/11/chartex" xmlns:cx6="http://schemas.microsoft.com/office/drawing/2016/5/12/chartex" xmlns:cx7="http://schemas.microsoft.com/office/drawing/2016/5/13/chartex" xmlns:cx8="http://schemas.microsoft.com/office/drawing/2016/5/14/chartex" xmlns:mc="http://schemas.openxmlformats.org/markup-compatibility/2006" xmlns:aink="http://schemas.microsoft.com/office/drawing/2016/ink" xmlns:am3d="http://schemas.microsoft.com/office/drawing/2017/model3d" xmlns:o="urn:schemas-microsoft-com:office:office" xmlns:oel="http://schemas.microsoft.com/office/2019/extlst" xmlns:r="http://schemas.openxmlformats.org/officeDocument/2006/relationships" xmlns:m="http://schemas.openxmlformats.org/officeDocument/2006/math" xmlns:v="urn:schemas-microsoft-com:vml" xmlns:wp14="http://schemas.microsoft.com/office/word/2010/wordprocessingDrawing" xmlns:wp="http://schemas.openxmlformats.org/drawingml/2006/wordprocessingDrawing" xmlns:w10="urn:schemas-microsoft-com:office:word" xmlns:w="http://schemas.openxmlformats.org/wordprocessingml/2006/main" xmlns:w14="http://schemas.microsoft.com/office/word/2010/wordml" xmlns:w15="http://schemas.microsoft.com/office/word/2012/wordml" xmlns:w16cex="http://schemas.microsoft.com/office/word/2018/wordml/cex" xmlns:w16cid="http://schemas.microsoft.com/office/word/2016/wordml/cid" xmlns:w16="http://schemas.microsoft.com/office/word/2018/wordml" xmlns:w16du="http://schemas.microsoft.com/office/word/2023/wordml/word16du" xmlns:w16sdtdh="http://schemas.microsoft.com/office/word/2020/wordml/sdtdatahash" xmlns:w16sdtfl="http://schemas.microsoft.com/office/word/2024/wordml/sdtformatlock" xmlns:w16se="http://schemas.microsoft.com/office/word/2015/wordml/symex" xmlns:wpg="http://schemas.microsoft.com/office/word/2010/wordprocessingGroup" xmlns:wpi="http://schemas.microsoft.com/office/word/2010/wordprocessingInk" xmlns:wne="http://schemas.microsoft.com/office/word/2006/wordml" xmlns:wps="http://schemas.microsoft.com/office/word/2010/wordprocessingShape" mc:Ignorable="w14 w15 w16se w16cid w16 w16cex w16sdtdh w16sdtfl w16du wp14">
   <w:p>
     <w:pPr>
       <w:pStyle w:val="Footer"/>
       <w:tabs>
         <w:tab w:val="clear" w:pos="9360"/>
-        <w:tab w:val="center" w:pos="4680" w:leader="none"/>
-        <w:tab w:val="right" w:pos="10206" w:leader="none"/>
+        <w:tab w:val="right" w:pos="10206"/>
       </w:tabs>
       <w:rPr>
-        <w:rFonts w:cs="Calibri" w:cstheme="minorHAnsi"/>
-        <w:color w:themeColor="hyperlink" w:val="0000FF"/>
+        <w:rFonts w:cstheme="minorHAnsi"/>
+        <w:color w:val="0000FF" w:themeColor="hyperlink"/>
         <w:u w:val="single"/>
       </w:rPr>
     </w:pPr>
-    <w:r>
-      <w:rPr>
-        <w:rFonts w:cs="Calibri" w:cstheme="minorHAnsi"/>
-        <w:color w:themeColor="hyperlink" w:val="0000FF"/>
-        <w:u w:val="single"/>
-      </w:rPr>
-    </w:r>
   </w:p>
 </w:ftr>
 </file>
 
+<file path=word/footnotes.xml><?xml version="1.0" encoding="utf-8"?>
+<w:footnotes xmlns:wpc="http://schemas.microsoft.com/office/word/2010/wordprocessingCanvas" xmlns:cx="http://schemas.microsoft.com/office/drawing/2014/chartex" xmlns:cx1="http://schemas.microsoft.com/office/drawing/2015/9/8/chartex" xmlns:cx2="http://schemas.microsoft.com/office/drawing/2015/10/21/chartex" xmlns:cx3="http://schemas.microsoft.com/office/drawing/2016/5/9/chartex" xmlns:cx4="http://schemas.microsoft.com/office/drawing/2016/5/10/chartex" xmlns:cx5="http://schemas.microsoft.com/office/drawing/2016/5/11/chartex" xmlns:cx6="http://schemas.microsoft.com/office/drawing/2016/5/12/chartex" xmlns:cx7="http://schemas.microsoft.com/office/drawing/2016/5/13/chartex" xmlns:cx8="http://schemas.microsoft.com/office/drawing/2016/5/14/chartex" xmlns:mc="http://schemas.openxmlformats.org/markup-compatibility/2006" xmlns:aink="http://schemas.microsoft.com/office/drawing/2016/ink" xmlns:am3d="http://schemas.microsoft.com/office/drawing/2017/model3d" xmlns:o="urn:schemas-microsoft-com:office:office" xmlns:oel="http://schemas.microsoft.com/office/2019/extlst" xmlns:r="http://schemas.openxmlformats.org/officeDocument/2006/relationships" xmlns:m="http://schemas.openxmlformats.org/officeDocument/2006/math" xmlns:v="urn:schemas-microsoft-com:vml" xmlns:wp14="http://schemas.microsoft.com/office/word/2010/wordprocessingDrawing" xmlns:wp="http://schemas.openxmlformats.org/drawingml/2006/wordprocessingDrawing" xmlns:w10="urn:schemas-microsoft-com:office:word" xmlns:w="http://schemas.openxmlformats.org/wordprocessingml/2006/main" xmlns:w14="http://schemas.microsoft.com/office/word/2010/wordml" xmlns:w15="http://schemas.microsoft.com/office/word/2012/wordml" xmlns:w16cex="http://schemas.microsoft.com/office/word/2018/wordml/cex" xmlns:w16cid="http://schemas.microsoft.com/office/word/2016/wordml/cid" xmlns:w16="http://schemas.microsoft.com/office/word/2018/wordml" xmlns:w16du="http://schemas.microsoft.com/office/word/2023/wordml/word16du" xmlns:w16sdtdh="http://schemas.microsoft.com/office/word/2020/wordml/sdtdatahash" xmlns:w16sdtfl="http://schemas.microsoft.com/office/word/2024/wordml/sdtformatlock" xmlns:w16se="http://schemas.microsoft.com/office/word/2015/wordml/symex" xmlns:wpg="http://schemas.microsoft.com/office/word/2010/wordprocessingGroup" xmlns:wpi="http://schemas.microsoft.com/office/word/2010/wordprocessingInk" xmlns:wne="http://schemas.microsoft.com/office/word/2006/wordml" xmlns:wps="http://schemas.microsoft.com/office/word/2010/wordprocessingShape" mc:Ignorable="w14 w15 w16se w16cid w16 w16cex w16sdtdh w16sdtfl w16du wp14">
+  <w:footnote w:type="separator" w:id="-1">
+    <w:p>
+      <w:pPr>
+        <w:spacing w:after="0" w:line="240" w:lineRule="auto"/>
+      </w:pPr>
+      <w:r>
+        <w:separator/>
+      </w:r>
+    </w:p>
+  </w:footnote>
+  <w:footnote w:type="continuationSeparator" w:id="0">
+    <w:p>
+      <w:pPr>
+        <w:spacing w:after="0" w:line="240" w:lineRule="auto"/>
+      </w:pPr>
+      <w:r>
+        <w:continuationSeparator/>
+      </w:r>
+    </w:p>
+  </w:footnote>
+</w:footnotes>
+</file>
+
 <file path=word/header1.xml><?xml version="1.0" encoding="utf-8"?>
-<w:hdr xmlns:o="urn:schemas-microsoft-com:office:office" xmlns:r="http://schemas.openxmlformats.org/officeDocument/2006/relationships" xmlns:v="urn:schemas-microsoft-com:vml" xmlns:w="http://schemas.openxmlformats.org/wordprocessingml/2006/main" xmlns:w10="urn:schemas-microsoft-com:office:word" xmlns:wp="http://schemas.openxmlformats.org/drawingml/2006/wordprocessingDrawing" xmlns:pic="http://schemas.openxmlformats.org/drawingml/2006/picture" xmlns:wps="http://schemas.microsoft.com/office/word/2010/wordprocessingShape" xmlns:wpg="http://schemas.microsoft.com/office/word/2010/wordprocessingGroup" xmlns:mc="http://schemas.openxmlformats.org/markup-compatibility/2006" xmlns:wp14="http://schemas.microsoft.com/office/word/2010/wordprocessingDrawing" xmlns:w14="http://schemas.microsoft.com/office/word/2010/wordml" xmlns:w15="http://schemas.microsoft.com/office/word/2012/wordml" mc:Ignorable="w14 wp14 w15">
+<w:hdr xmlns:wpc="http://schemas.microsoft.com/office/word/2010/wordprocessingCanvas" xmlns:cx="http://schemas.microsoft.com/office/drawing/2014/chartex" xmlns:cx1="http://schemas.microsoft.com/office/drawing/2015/9/8/chartex" xmlns:cx2="http://schemas.microsoft.com/office/drawing/2015/10/21/chartex" xmlns:cx3="http://schemas.microsoft.com/office/drawing/2016/5/9/chartex" xmlns:cx4="http://schemas.microsoft.com/office/drawing/2016/5/10/chartex" xmlns:cx5="http://schemas.microsoft.com/office/drawing/2016/5/11/chartex" xmlns:cx6="http://schemas.microsoft.com/office/drawing/2016/5/12/chartex" xmlns:cx7="http://schemas.microsoft.com/office/drawing/2016/5/13/chartex" xmlns:cx8="http://schemas.microsoft.com/office/drawing/2016/5/14/chartex" xmlns:mc="http://schemas.openxmlformats.org/markup-compatibility/2006" xmlns:aink="http://schemas.microsoft.com/office/drawing/2016/ink" xmlns:am3d="http://schemas.microsoft.com/office/drawing/2017/model3d" xmlns:o="urn:schemas-microsoft-com:office:office" xmlns:oel="http://schemas.microsoft.com/office/2019/extlst" xmlns:r="http://schemas.openxmlformats.org/officeDocument/2006/relationships" xmlns:m="http://schemas.openxmlformats.org/officeDocument/2006/math" xmlns:v="urn:schemas-microsoft-com:vml" xmlns:wp14="http://schemas.microsoft.com/office/word/2010/wordprocessingDrawing" xmlns:wp="http://schemas.openxmlformats.org/drawingml/2006/wordprocessingDrawing" xmlns:w10="urn:schemas-microsoft-com:office:word" xmlns:w="http://schemas.openxmlformats.org/wordprocessingml/2006/main" xmlns:w14="http://schemas.microsoft.com/office/word/2010/wordml" xmlns:w15="http://schemas.microsoft.com/office/word/2012/wordml" xmlns:w16cex="http://schemas.microsoft.com/office/word/2018/wordml/cex" xmlns:w16cid="http://schemas.microsoft.com/office/word/2016/wordml/cid" xmlns:w16="http://schemas.microsoft.com/office/word/2018/wordml" xmlns:w16du="http://schemas.microsoft.com/office/word/2023/wordml/word16du" xmlns:w16sdtdh="http://schemas.microsoft.com/office/word/2020/wordml/sdtdatahash" xmlns:w16sdtfl="http://schemas.microsoft.com/office/word/2024/wordml/sdtformatlock" xmlns:w16se="http://schemas.microsoft.com/office/word/2015/wordml/symex" xmlns:wpg="http://schemas.microsoft.com/office/word/2010/wordprocessingGroup" xmlns:wpi="http://schemas.microsoft.com/office/word/2010/wordprocessingInk" xmlns:wne="http://schemas.microsoft.com/office/word/2006/wordml" xmlns:wps="http://schemas.microsoft.com/office/word/2010/wordprocessingShape" mc:Ignorable="w14 w15 w16se w16cid w16 w16cex w16sdtdh w16sdtfl w16du wp14">
   <w:p>
     <w:pPr>
       <w:pStyle w:val="Header"/>
-      <w:rPr/>
     </w:pPr>
-    <w:r>
-      <w:rPr/>
-    </w:r>
   </w:p>
 </w:hdr>
 </file>
 
 <file path=word/header2.xml><?xml version="1.0" encoding="utf-8"?>
-<w:hdr xmlns:o="urn:schemas-microsoft-com:office:office" xmlns:r="http://schemas.openxmlformats.org/officeDocument/2006/relationships" xmlns:v="urn:schemas-microsoft-com:vml" xmlns:w="http://schemas.openxmlformats.org/wordprocessingml/2006/main" xmlns:w10="urn:schemas-microsoft-com:office:word" xmlns:wp="http://schemas.openxmlformats.org/drawingml/2006/wordprocessingDrawing" xmlns:pic="http://schemas.openxmlformats.org/drawingml/2006/picture" xmlns:wps="http://schemas.microsoft.com/office/word/2010/wordprocessingShape" xmlns:wpg="http://schemas.microsoft.com/office/word/2010/wordprocessingGroup" xmlns:mc="http://schemas.openxmlformats.org/markup-compatibility/2006" xmlns:wp14="http://schemas.microsoft.com/office/word/2010/wordprocessingDrawing" xmlns:w14="http://schemas.microsoft.com/office/word/2010/wordml" xmlns:w15="http://schemas.microsoft.com/office/word/2012/wordml" mc:Ignorable="w14 wp14 w15">
+<w:hdr xmlns:wpc="http://schemas.microsoft.com/office/word/2010/wordprocessingCanvas" xmlns:cx="http://schemas.microsoft.com/office/drawing/2014/chartex" xmlns:cx1="http://schemas.microsoft.com/office/drawing/2015/9/8/chartex" xmlns:cx2="http://schemas.microsoft.com/office/drawing/2015/10/21/chartex" xmlns:cx3="http://schemas.microsoft.com/office/drawing/2016/5/9/chartex" xmlns:cx4="http://schemas.microsoft.com/office/drawing/2016/5/10/chartex" xmlns:cx5="http://schemas.microsoft.com/office/drawing/2016/5/11/chartex" xmlns:cx6="http://schemas.microsoft.com/office/drawing/2016/5/12/chartex" xmlns:cx7="http://schemas.microsoft.com/office/drawing/2016/5/13/chartex" xmlns:cx8="http://schemas.microsoft.com/office/drawing/2016/5/14/chartex" xmlns:mc="http://schemas.openxmlformats.org/markup-compatibility/2006" xmlns:aink="http://schemas.microsoft.com/office/drawing/2016/ink" xmlns:am3d="http://schemas.microsoft.com/office/drawing/2017/model3d" xmlns:o="urn:schemas-microsoft-com:office:office" xmlns:oel="http://schemas.microsoft.com/office/2019/extlst" xmlns:r="http://schemas.openxmlformats.org/officeDocument/2006/relationships" xmlns:m="http://schemas.openxmlformats.org/officeDocument/2006/math" xmlns:v="urn:schemas-microsoft-com:vml" xmlns:wp14="http://schemas.microsoft.com/office/word/2010/wordprocessingDrawing" xmlns:wp="http://schemas.openxmlformats.org/drawingml/2006/wordprocessingDrawing" xmlns:w10="urn:schemas-microsoft-com:office:word" xmlns:w="http://schemas.openxmlformats.org/wordprocessingml/2006/main" xmlns:w14="http://schemas.microsoft.com/office/word/2010/wordml" xmlns:w15="http://schemas.microsoft.com/office/word/2012/wordml" xmlns:w16cex="http://schemas.microsoft.com/office/word/2018/wordml/cex" xmlns:w16cid="http://schemas.microsoft.com/office/word/2016/wordml/cid" xmlns:w16="http://schemas.microsoft.com/office/word/2018/wordml" xmlns:w16du="http://schemas.microsoft.com/office/word/2023/wordml/word16du" xmlns:w16sdtdh="http://schemas.microsoft.com/office/word/2020/wordml/sdtdatahash" xmlns:w16sdtfl="http://schemas.microsoft.com/office/word/2024/wordml/sdtformatlock" xmlns:w16se="http://schemas.microsoft.com/office/word/2015/wordml/symex" xmlns:wpg="http://schemas.microsoft.com/office/word/2010/wordprocessingGroup" xmlns:wpi="http://schemas.microsoft.com/office/word/2010/wordprocessingInk" xmlns:wne="http://schemas.microsoft.com/office/word/2006/wordml" xmlns:wps="http://schemas.microsoft.com/office/word/2010/wordprocessingShape" mc:Ignorable="w14 w15 w16se w16cid w16 w16cex w16sdtdh w16sdtfl w16du wp14">
   <w:p>
     <w:pPr>
       <w:pStyle w:val="Header"/>
       <w:tabs>
         <w:tab w:val="clear" w:pos="4680"/>
         <w:tab w:val="clear" w:pos="9360"/>
-        <w:tab w:val="right" w:pos="10206" w:leader="none"/>
+        <w:tab w:val="right" w:pos="10206"/>
       </w:tabs>
-      <w:ind w:end="-427"/>
-      <w:rPr>
-        <w:rFonts w:cs="Calibri" w:cstheme="minorHAnsi"/>
+      <w:ind w:right="-427"/>
+      <w:rPr>
+        <w:rFonts w:cstheme="minorHAnsi"/>
         <w:sz w:val="24"/>
         <w:szCs w:val="24"/>
       </w:rPr>
     </w:pPr>
     <w:r>
       <w:rPr>
-        <w:rFonts w:cs="Calibri" w:cstheme="minorHAnsi"/>
+        <w:rFonts w:cstheme="minorHAnsi"/>
         <w:sz w:val="24"/>
         <w:szCs w:val="24"/>
       </w:rPr>
@@ -1195,7 +1154,7 @@
     </w:r>
     <w:r>
       <w:rPr>
-        <w:rFonts w:cs="Calibri" w:cstheme="minorHAnsi"/>
+        <w:rFonts w:cstheme="minorHAnsi"/>
         <w:b/>
         <w:sz w:val="24"/>
         <w:szCs w:val="24"/>
@@ -1204,61 +1163,85 @@
     </w:r>
     <w:r>
       <w:rPr>
-        <w:rFonts w:cs="Calibri" w:cstheme="minorHAnsi"/>
+        <w:rFonts w:cstheme="minorHAnsi"/>
         <w:b/>
         <w:sz w:val="24"/>
         <w:szCs w:val="24"/>
         <w:lang w:val="ro-RO"/>
       </w:rPr>
       <w:t>Proiect MyDrinkShop</w:t>
+    </w:r>
+    <w:r>
+      <w:rPr>
+        <w:rFonts w:cstheme="minorHAnsi"/>
+        <w:b/>
+        <w:sz w:val="24"/>
+        <w:szCs w:val="24"/>
+        <w:lang w:val="ro-RO"/>
+      </w:rPr>
       <w:tab/>
     </w:r>
+    <w:proofErr w:type="spellStart"/>
     <w:r>
       <w:rPr>
-        <w:rFonts w:cs="Calibri" w:cstheme="minorHAnsi"/>
+        <w:rFonts w:cstheme="minorHAnsi"/>
         <w:sz w:val="24"/>
         <w:szCs w:val="24"/>
       </w:rPr>
-      <w:t>Informatică – Română, 2025-2026/II, S01---&gt;S10</w:t>
+      <w:t>Informatică</w:t>
+    </w:r>
+    <w:proofErr w:type="spellEnd"/>
+    <w:r>
+      <w:rPr>
+        <w:rFonts w:cstheme="minorHAnsi"/>
+        <w:sz w:val="24"/>
+        <w:szCs w:val="24"/>
+      </w:rPr>
+      <w:t xml:space="preserve"> – </w:t>
+    </w:r>
+    <w:proofErr w:type="spellStart"/>
+    <w:r>
+      <w:rPr>
+        <w:rFonts w:cstheme="minorHAnsi"/>
+        <w:sz w:val="24"/>
+        <w:szCs w:val="24"/>
+      </w:rPr>
+      <w:t>Română</w:t>
+    </w:r>
+    <w:proofErr w:type="spellEnd"/>
+    <w:r>
+      <w:rPr>
+        <w:rFonts w:cstheme="minorHAnsi"/>
+        <w:sz w:val="24"/>
+        <w:szCs w:val="24"/>
+      </w:rPr>
+      <w:t>, 2025-2026/II, S01---&gt;S10</w:t>
     </w:r>
   </w:p>
-  <w:p>
-    <w:pPr>
-      <w:pStyle w:val="Normal"/>
-      <w:widowControl/>
-      <w:bidi w:val="0"/>
-      <w:spacing w:lineRule="auto" w:line="276" w:before="0" w:after="200"/>
-      <w:ind w:start="-57"/>
-      <w:jc w:val="start"/>
-      <w:rPr/>
-    </w:pPr>
-    <w:r>
-      <w:rPr/>
-    </w:r>
-  </w:p>
+  <w:p/>
 </w:hdr>
 </file>
 
 <file path=word/header3.xml><?xml version="1.0" encoding="utf-8"?>
-<w:hdr xmlns:o="urn:schemas-microsoft-com:office:office" xmlns:r="http://schemas.openxmlformats.org/officeDocument/2006/relationships" xmlns:v="urn:schemas-microsoft-com:vml" xmlns:w="http://schemas.openxmlformats.org/wordprocessingml/2006/main" xmlns:w10="urn:schemas-microsoft-com:office:word" xmlns:wp="http://schemas.openxmlformats.org/drawingml/2006/wordprocessingDrawing" xmlns:pic="http://schemas.openxmlformats.org/drawingml/2006/picture" xmlns:wps="http://schemas.microsoft.com/office/word/2010/wordprocessingShape" xmlns:wpg="http://schemas.microsoft.com/office/word/2010/wordprocessingGroup" xmlns:mc="http://schemas.openxmlformats.org/markup-compatibility/2006" xmlns:wp14="http://schemas.microsoft.com/office/word/2010/wordprocessingDrawing" xmlns:w14="http://schemas.microsoft.com/office/word/2010/wordml" xmlns:w15="http://schemas.microsoft.com/office/word/2012/wordml" mc:Ignorable="w14 wp14 w15">
+<w:hdr xmlns:wpc="http://schemas.microsoft.com/office/word/2010/wordprocessingCanvas" xmlns:cx="http://schemas.microsoft.com/office/drawing/2014/chartex" xmlns:cx1="http://schemas.microsoft.com/office/drawing/2015/9/8/chartex" xmlns:cx2="http://schemas.microsoft.com/office/drawing/2015/10/21/chartex" xmlns:cx3="http://schemas.microsoft.com/office/drawing/2016/5/9/chartex" xmlns:cx4="http://schemas.microsoft.com/office/drawing/2016/5/10/chartex" xmlns:cx5="http://schemas.microsoft.com/office/drawing/2016/5/11/chartex" xmlns:cx6="http://schemas.microsoft.com/office/drawing/2016/5/12/chartex" xmlns:cx7="http://schemas.microsoft.com/office/drawing/2016/5/13/chartex" xmlns:cx8="http://schemas.microsoft.com/office/drawing/2016/5/14/chartex" xmlns:mc="http://schemas.openxmlformats.org/markup-compatibility/2006" xmlns:aink="http://schemas.microsoft.com/office/drawing/2016/ink" xmlns:am3d="http://schemas.microsoft.com/office/drawing/2017/model3d" xmlns:o="urn:schemas-microsoft-com:office:office" xmlns:oel="http://schemas.microsoft.com/office/2019/extlst" xmlns:r="http://schemas.openxmlformats.org/officeDocument/2006/relationships" xmlns:m="http://schemas.openxmlformats.org/officeDocument/2006/math" xmlns:v="urn:schemas-microsoft-com:vml" xmlns:wp14="http://schemas.microsoft.com/office/word/2010/wordprocessingDrawing" xmlns:wp="http://schemas.openxmlformats.org/drawingml/2006/wordprocessingDrawing" xmlns:w10="urn:schemas-microsoft-com:office:word" xmlns:w="http://schemas.openxmlformats.org/wordprocessingml/2006/main" xmlns:w14="http://schemas.microsoft.com/office/word/2010/wordml" xmlns:w15="http://schemas.microsoft.com/office/word/2012/wordml" xmlns:w16cex="http://schemas.microsoft.com/office/word/2018/wordml/cex" xmlns:w16cid="http://schemas.microsoft.com/office/word/2016/wordml/cid" xmlns:w16="http://schemas.microsoft.com/office/word/2018/wordml" xmlns:w16du="http://schemas.microsoft.com/office/word/2023/wordml/word16du" xmlns:w16sdtdh="http://schemas.microsoft.com/office/word/2020/wordml/sdtdatahash" xmlns:w16sdtfl="http://schemas.microsoft.com/office/word/2024/wordml/sdtformatlock" xmlns:w16se="http://schemas.microsoft.com/office/word/2015/wordml/symex" xmlns:wpg="http://schemas.microsoft.com/office/word/2010/wordprocessingGroup" xmlns:wpi="http://schemas.microsoft.com/office/word/2010/wordprocessingInk" xmlns:wne="http://schemas.microsoft.com/office/word/2006/wordml" xmlns:wps="http://schemas.microsoft.com/office/word/2010/wordprocessingShape" mc:Ignorable="w14 w15 w16se w16cid w16 w16cex w16sdtdh w16sdtfl w16du wp14">
   <w:p>
     <w:pPr>
       <w:pStyle w:val="Header"/>
       <w:tabs>
         <w:tab w:val="clear" w:pos="4680"/>
         <w:tab w:val="clear" w:pos="9360"/>
-        <w:tab w:val="right" w:pos="10206" w:leader="none"/>
+        <w:tab w:val="right" w:pos="10206"/>
       </w:tabs>
-      <w:ind w:end="-427"/>
-      <w:rPr>
-        <w:rFonts w:cs="Calibri" w:cstheme="minorHAnsi"/>
+      <w:ind w:right="-427"/>
+      <w:rPr>
+        <w:rFonts w:cstheme="minorHAnsi"/>
         <w:sz w:val="24"/>
         <w:szCs w:val="24"/>
       </w:rPr>
     </w:pPr>
     <w:r>
       <w:rPr>
-        <w:rFonts w:cs="Calibri" w:cstheme="minorHAnsi"/>
+        <w:rFonts w:cstheme="minorHAnsi"/>
         <w:sz w:val="24"/>
         <w:szCs w:val="24"/>
       </w:rPr>
@@ -1266,7 +1249,7 @@
     </w:r>
     <w:r>
       <w:rPr>
-        <w:rFonts w:cs="Calibri" w:cstheme="minorHAnsi"/>
+        <w:rFonts w:cstheme="minorHAnsi"/>
         <w:b/>
         <w:sz w:val="24"/>
         <w:szCs w:val="24"/>
@@ -1275,442 +1258,82 @@
     </w:r>
     <w:r>
       <w:rPr>
-        <w:rFonts w:cs="Calibri" w:cstheme="minorHAnsi"/>
+        <w:rFonts w:cstheme="minorHAnsi"/>
         <w:b/>
         <w:sz w:val="24"/>
         <w:szCs w:val="24"/>
         <w:lang w:val="ro-RO"/>
       </w:rPr>
       <w:t>Proiect MyDrinkShop</w:t>
+    </w:r>
+    <w:r>
+      <w:rPr>
+        <w:rFonts w:cstheme="minorHAnsi"/>
+        <w:b/>
+        <w:sz w:val="24"/>
+        <w:szCs w:val="24"/>
+        <w:lang w:val="ro-RO"/>
+      </w:rPr>
       <w:tab/>
     </w:r>
+    <w:proofErr w:type="spellStart"/>
     <w:r>
       <w:rPr>
-        <w:rFonts w:cs="Calibri" w:cstheme="minorHAnsi"/>
+        <w:rFonts w:cstheme="minorHAnsi"/>
         <w:sz w:val="24"/>
         <w:szCs w:val="24"/>
       </w:rPr>
-      <w:t>Informatică – Română, 2025-2026/II, S01---&gt;S10</w:t>
+      <w:t>Informatică</w:t>
+    </w:r>
+    <w:proofErr w:type="spellEnd"/>
+    <w:r>
+      <w:rPr>
+        <w:rFonts w:cstheme="minorHAnsi"/>
+        <w:sz w:val="24"/>
+        <w:szCs w:val="24"/>
+      </w:rPr>
+      <w:t xml:space="preserve"> – </w:t>
+    </w:r>
+    <w:proofErr w:type="spellStart"/>
+    <w:r>
+      <w:rPr>
+        <w:rFonts w:cstheme="minorHAnsi"/>
+        <w:sz w:val="24"/>
+        <w:szCs w:val="24"/>
+      </w:rPr>
+      <w:t>Română</w:t>
+    </w:r>
+    <w:proofErr w:type="spellEnd"/>
+    <w:r>
+      <w:rPr>
+        <w:rFonts w:cstheme="minorHAnsi"/>
+        <w:sz w:val="24"/>
+        <w:szCs w:val="24"/>
+      </w:rPr>
+      <w:t>, 2025-2026/II, S01---&gt;S10</w:t>
     </w:r>
   </w:p>
-  <w:p>
-    <w:pPr>
-      <w:pStyle w:val="Normal"/>
-      <w:widowControl/>
-      <w:bidi w:val="0"/>
-      <w:spacing w:lineRule="auto" w:line="276" w:before="0" w:after="200"/>
-      <w:ind w:start="-57"/>
-      <w:jc w:val="start"/>
-      <w:rPr/>
-    </w:pPr>
-    <w:r>
-      <w:rPr/>
-    </w:r>
-  </w:p>
+  <w:p/>
 </w:hdr>
 </file>
 
 <file path=word/numbering.xml><?xml version="1.0" encoding="utf-8"?>
-<w:numbering xmlns:w="http://schemas.openxmlformats.org/wordprocessingml/2006/main" xmlns:o="urn:schemas-microsoft-com:office:office" xmlns:r="http://schemas.openxmlformats.org/officeDocument/2006/relationships" xmlns:v="urn:schemas-microsoft-com:vml" xmlns:mc="http://schemas.openxmlformats.org/markup-compatibility/2006" xmlns:w14="http://schemas.microsoft.com/office/word/2010/wordml" mc:Ignorable="w14">
-  <w:abstractNum w:abstractNumId="1">
-    <w:lvl w:ilvl="0">
-      <w:start w:val="1"/>
-      <w:numFmt w:val="bullet"/>
-      <w:lvlText w:val=""/>
-      <w:lvlJc w:val="start"/>
-      <w:pPr>
-        <w:tabs>
-          <w:tab w:val="num" w:pos="720"/>
-        </w:tabs>
-        <w:ind w:start="720" w:hanging="360"/>
-      </w:pPr>
-      <w:rPr>
-        <w:rFonts w:ascii="Symbol" w:hAnsi="Symbol" w:cs="Symbol" w:hint="default"/>
-        <w:sz w:val="20"/>
-      </w:rPr>
-    </w:lvl>
-    <w:lvl w:ilvl="1">
-      <w:start w:val="1"/>
-      <w:numFmt w:val="bullet"/>
-      <w:lvlText w:val="o"/>
-      <w:lvlJc w:val="start"/>
-      <w:pPr>
-        <w:tabs>
-          <w:tab w:val="num" w:pos="1440"/>
-        </w:tabs>
-        <w:ind w:start="1440" w:hanging="360"/>
-      </w:pPr>
-      <w:rPr>
-        <w:rFonts w:ascii="Courier New" w:hAnsi="Courier New" w:cs="Courier New" w:hint="default"/>
-        <w:sz w:val="20"/>
-      </w:rPr>
-    </w:lvl>
-    <w:lvl w:ilvl="2">
-      <w:start w:val="1"/>
-      <w:numFmt w:val="bullet"/>
-      <w:lvlText w:val=""/>
-      <w:lvlJc w:val="start"/>
-      <w:pPr>
-        <w:tabs>
-          <w:tab w:val="num" w:pos="2160"/>
-        </w:tabs>
-        <w:ind w:start="2160" w:hanging="360"/>
-      </w:pPr>
-      <w:rPr>
-        <w:rFonts w:ascii="Wingdings" w:hAnsi="Wingdings" w:cs="Wingdings" w:hint="default"/>
-        <w:sz w:val="20"/>
-      </w:rPr>
-    </w:lvl>
-    <w:lvl w:ilvl="3">
-      <w:start w:val="1"/>
-      <w:numFmt w:val="bullet"/>
-      <w:lvlText w:val=""/>
-      <w:lvlJc w:val="start"/>
-      <w:pPr>
-        <w:tabs>
-          <w:tab w:val="num" w:pos="2880"/>
-        </w:tabs>
-        <w:ind w:start="2880" w:hanging="360"/>
-      </w:pPr>
-      <w:rPr>
-        <w:rFonts w:ascii="Wingdings" w:hAnsi="Wingdings" w:cs="Wingdings" w:hint="default"/>
-        <w:sz w:val="20"/>
-      </w:rPr>
-    </w:lvl>
-    <w:lvl w:ilvl="4">
-      <w:start w:val="1"/>
-      <w:numFmt w:val="bullet"/>
-      <w:lvlText w:val=""/>
-      <w:lvlJc w:val="start"/>
-      <w:pPr>
-        <w:tabs>
-          <w:tab w:val="num" w:pos="3600"/>
-        </w:tabs>
-        <w:ind w:start="3600" w:hanging="360"/>
-      </w:pPr>
-      <w:rPr>
-        <w:rFonts w:ascii="Wingdings" w:hAnsi="Wingdings" w:cs="Wingdings" w:hint="default"/>
-        <w:sz w:val="20"/>
-      </w:rPr>
-    </w:lvl>
-    <w:lvl w:ilvl="5">
-      <w:start w:val="1"/>
-      <w:numFmt w:val="bullet"/>
-      <w:lvlText w:val=""/>
-      <w:lvlJc w:val="start"/>
-      <w:pPr>
-        <w:tabs>
-          <w:tab w:val="num" w:pos="4320"/>
-        </w:tabs>
-        <w:ind w:start="4320" w:hanging="360"/>
-      </w:pPr>
-      <w:rPr>
-        <w:rFonts w:ascii="Wingdings" w:hAnsi="Wingdings" w:cs="Wingdings" w:hint="default"/>
-        <w:sz w:val="20"/>
-      </w:rPr>
-    </w:lvl>
-    <w:lvl w:ilvl="6">
-      <w:start w:val="1"/>
-      <w:numFmt w:val="bullet"/>
-      <w:lvlText w:val=""/>
-      <w:lvlJc w:val="start"/>
-      <w:pPr>
-        <w:tabs>
-          <w:tab w:val="num" w:pos="5040"/>
-        </w:tabs>
-        <w:ind w:start="5040" w:hanging="360"/>
-      </w:pPr>
-      <w:rPr>
-        <w:rFonts w:ascii="Wingdings" w:hAnsi="Wingdings" w:cs="Wingdings" w:hint="default"/>
-        <w:sz w:val="20"/>
-      </w:rPr>
-    </w:lvl>
-    <w:lvl w:ilvl="7">
-      <w:start w:val="1"/>
-      <w:numFmt w:val="bullet"/>
-      <w:lvlText w:val=""/>
-      <w:lvlJc w:val="start"/>
-      <w:pPr>
-        <w:tabs>
-          <w:tab w:val="num" w:pos="5760"/>
-        </w:tabs>
-        <w:ind w:start="5760" w:hanging="360"/>
-      </w:pPr>
-      <w:rPr>
-        <w:rFonts w:ascii="Wingdings" w:hAnsi="Wingdings" w:cs="Wingdings" w:hint="default"/>
-        <w:sz w:val="20"/>
-      </w:rPr>
-    </w:lvl>
-    <w:lvl w:ilvl="8">
-      <w:start w:val="1"/>
-      <w:numFmt w:val="bullet"/>
-      <w:lvlText w:val=""/>
-      <w:lvlJc w:val="start"/>
-      <w:pPr>
-        <w:tabs>
-          <w:tab w:val="num" w:pos="6480"/>
-        </w:tabs>
-        <w:ind w:start="6480" w:hanging="360"/>
-      </w:pPr>
-      <w:rPr>
-        <w:rFonts w:ascii="Wingdings" w:hAnsi="Wingdings" w:cs="Wingdings" w:hint="default"/>
-        <w:sz w:val="20"/>
-      </w:rPr>
-    </w:lvl>
-  </w:abstractNum>
-  <w:abstractNum w:abstractNumId="2">
-    <w:lvl w:ilvl="0">
-      <w:start w:val="1"/>
-      <w:numFmt w:val="decimal"/>
-      <w:lvlText w:val="%1."/>
-      <w:lvlJc w:val="start"/>
-      <w:pPr>
-        <w:tabs>
-          <w:tab w:val="num" w:pos="720"/>
-        </w:tabs>
-        <w:ind w:start="720" w:hanging="360"/>
-      </w:pPr>
-      <w:rPr/>
-    </w:lvl>
-    <w:lvl w:ilvl="1">
-      <w:start w:val="1"/>
-      <w:numFmt w:val="bullet"/>
-      <w:lvlText w:val="o"/>
-      <w:lvlJc w:val="start"/>
-      <w:pPr>
-        <w:tabs>
-          <w:tab w:val="num" w:pos="1440"/>
-        </w:tabs>
-        <w:ind w:start="1440" w:hanging="360"/>
-      </w:pPr>
-      <w:rPr>
-        <w:rFonts w:ascii="Courier New" w:hAnsi="Courier New" w:cs="Courier New" w:hint="default"/>
-        <w:sz w:val="20"/>
-      </w:rPr>
-    </w:lvl>
-    <w:lvl w:ilvl="2">
-      <w:start w:val="1"/>
-      <w:numFmt w:val="decimal"/>
-      <w:lvlText w:val="%3."/>
-      <w:lvlJc w:val="start"/>
-      <w:pPr>
-        <w:tabs>
-          <w:tab w:val="num" w:pos="2160"/>
-        </w:tabs>
-        <w:ind w:start="2160" w:hanging="360"/>
-      </w:pPr>
-      <w:rPr/>
-    </w:lvl>
-    <w:lvl w:ilvl="3">
-      <w:start w:val="1"/>
-      <w:numFmt w:val="decimal"/>
-      <w:lvlText w:val="%4."/>
-      <w:lvlJc w:val="start"/>
-      <w:pPr>
-        <w:tabs>
-          <w:tab w:val="num" w:pos="2880"/>
-        </w:tabs>
-        <w:ind w:start="2880" w:hanging="360"/>
-      </w:pPr>
-      <w:rPr/>
-    </w:lvl>
-    <w:lvl w:ilvl="4">
-      <w:start w:val="1"/>
-      <w:numFmt w:val="decimal"/>
-      <w:lvlText w:val="%5."/>
-      <w:lvlJc w:val="start"/>
-      <w:pPr>
-        <w:tabs>
-          <w:tab w:val="num" w:pos="3600"/>
-        </w:tabs>
-        <w:ind w:start="3600" w:hanging="360"/>
-      </w:pPr>
-      <w:rPr/>
-    </w:lvl>
-    <w:lvl w:ilvl="5">
-      <w:start w:val="1"/>
-      <w:numFmt w:val="decimal"/>
-      <w:lvlText w:val="%6."/>
-      <w:lvlJc w:val="start"/>
-      <w:pPr>
-        <w:tabs>
-          <w:tab w:val="num" w:pos="4320"/>
-        </w:tabs>
-        <w:ind w:start="4320" w:hanging="360"/>
-      </w:pPr>
-      <w:rPr/>
-    </w:lvl>
-    <w:lvl w:ilvl="6">
-      <w:start w:val="1"/>
-      <w:numFmt w:val="decimal"/>
-      <w:lvlText w:val="%7."/>
-      <w:lvlJc w:val="start"/>
-      <w:pPr>
-        <w:tabs>
-          <w:tab w:val="num" w:pos="5040"/>
-        </w:tabs>
-        <w:ind w:start="5040" w:hanging="360"/>
-      </w:pPr>
-      <w:rPr/>
-    </w:lvl>
-    <w:lvl w:ilvl="7">
-      <w:start w:val="1"/>
-      <w:numFmt w:val="decimal"/>
-      <w:lvlText w:val="%8."/>
-      <w:lvlJc w:val="start"/>
-      <w:pPr>
-        <w:tabs>
-          <w:tab w:val="num" w:pos="5760"/>
-        </w:tabs>
-        <w:ind w:start="5760" w:hanging="360"/>
-      </w:pPr>
-      <w:rPr/>
-    </w:lvl>
-    <w:lvl w:ilvl="8">
-      <w:start w:val="1"/>
-      <w:numFmt w:val="decimal"/>
-      <w:lvlText w:val="%9."/>
-      <w:lvlJc w:val="start"/>
-      <w:pPr>
-        <w:tabs>
-          <w:tab w:val="num" w:pos="6480"/>
-        </w:tabs>
-        <w:ind w:start="6480" w:hanging="360"/>
-      </w:pPr>
-      <w:rPr/>
-    </w:lvl>
-  </w:abstractNum>
-  <w:abstractNum w:abstractNumId="3">
-    <w:lvl w:ilvl="0">
-      <w:start w:val="1"/>
-      <w:numFmt w:val="decimal"/>
-      <w:lvlText w:val="%1."/>
-      <w:lvlJc w:val="start"/>
-      <w:pPr>
-        <w:tabs>
-          <w:tab w:val="num" w:pos="720"/>
-        </w:tabs>
-        <w:ind w:start="720" w:hanging="360"/>
-      </w:pPr>
-      <w:rPr/>
-    </w:lvl>
-    <w:lvl w:ilvl="1">
-      <w:start w:val="1"/>
-      <w:numFmt w:val="decimal"/>
-      <w:lvlText w:val="%2."/>
-      <w:lvlJc w:val="start"/>
-      <w:pPr>
-        <w:tabs>
-          <w:tab w:val="num" w:pos="1440"/>
-        </w:tabs>
-        <w:ind w:start="1440" w:hanging="360"/>
-      </w:pPr>
-      <w:rPr/>
-    </w:lvl>
-    <w:lvl w:ilvl="2">
-      <w:start w:val="1"/>
-      <w:numFmt w:val="decimal"/>
-      <w:lvlText w:val="%3."/>
-      <w:lvlJc w:val="start"/>
-      <w:pPr>
-        <w:tabs>
-          <w:tab w:val="num" w:pos="2160"/>
-        </w:tabs>
-        <w:ind w:start="2160" w:hanging="360"/>
-      </w:pPr>
-      <w:rPr/>
-    </w:lvl>
-    <w:lvl w:ilvl="3">
-      <w:start w:val="1"/>
-      <w:numFmt w:val="decimal"/>
-      <w:lvlText w:val="%4."/>
-      <w:lvlJc w:val="start"/>
-      <w:pPr>
-        <w:tabs>
-          <w:tab w:val="num" w:pos="2880"/>
-        </w:tabs>
-        <w:ind w:start="2880" w:hanging="360"/>
-      </w:pPr>
-      <w:rPr/>
-    </w:lvl>
-    <w:lvl w:ilvl="4">
-      <w:start w:val="1"/>
-      <w:numFmt w:val="decimal"/>
-      <w:lvlText w:val="%5."/>
-      <w:lvlJc w:val="start"/>
-      <w:pPr>
-        <w:tabs>
-          <w:tab w:val="num" w:pos="3600"/>
-        </w:tabs>
-        <w:ind w:start="3600" w:hanging="360"/>
-      </w:pPr>
-      <w:rPr/>
-    </w:lvl>
-    <w:lvl w:ilvl="5">
-      <w:start w:val="1"/>
-      <w:numFmt w:val="decimal"/>
-      <w:lvlText w:val="%6."/>
-      <w:lvlJc w:val="start"/>
-      <w:pPr>
-        <w:tabs>
-          <w:tab w:val="num" w:pos="4320"/>
-        </w:tabs>
-        <w:ind w:start="4320" w:hanging="360"/>
-      </w:pPr>
-      <w:rPr/>
-    </w:lvl>
-    <w:lvl w:ilvl="6">
-      <w:start w:val="1"/>
-      <w:numFmt w:val="decimal"/>
-      <w:lvlText w:val="%7."/>
-      <w:lvlJc w:val="start"/>
-      <w:pPr>
-        <w:tabs>
-          <w:tab w:val="num" w:pos="5040"/>
-        </w:tabs>
-        <w:ind w:start="5040" w:hanging="360"/>
-      </w:pPr>
-      <w:rPr/>
-    </w:lvl>
-    <w:lvl w:ilvl="7">
-      <w:start w:val="1"/>
-      <w:numFmt w:val="decimal"/>
-      <w:lvlText w:val="%8."/>
-      <w:lvlJc w:val="start"/>
-      <w:pPr>
-        <w:tabs>
-          <w:tab w:val="num" w:pos="5760"/>
-        </w:tabs>
-        <w:ind w:start="5760" w:hanging="360"/>
-      </w:pPr>
-      <w:rPr/>
-    </w:lvl>
-    <w:lvl w:ilvl="8">
-      <w:start w:val="1"/>
-      <w:numFmt w:val="decimal"/>
-      <w:lvlText w:val="%9."/>
-      <w:lvlJc w:val="start"/>
-      <w:pPr>
-        <w:tabs>
-          <w:tab w:val="num" w:pos="6480"/>
-        </w:tabs>
-        <w:ind w:start="6480" w:hanging="360"/>
-      </w:pPr>
-      <w:rPr/>
-    </w:lvl>
-  </w:abstractNum>
-  <w:abstractNum w:abstractNumId="4">
+<w:numbering xmlns:wpc="http://schemas.microsoft.com/office/word/2010/wordprocessingCanvas" xmlns:cx="http://schemas.microsoft.com/office/drawing/2014/chartex" xmlns:cx1="http://schemas.microsoft.com/office/drawing/2015/9/8/chartex" xmlns:cx2="http://schemas.microsoft.com/office/drawing/2015/10/21/chartex" xmlns:cx3="http://schemas.microsoft.com/office/drawing/2016/5/9/chartex" xmlns:cx4="http://schemas.microsoft.com/office/drawing/2016/5/10/chartex" xmlns:cx5="http://schemas.microsoft.com/office/drawing/2016/5/11/chartex" xmlns:cx6="http://schemas.microsoft.com/office/drawing/2016/5/12/chartex" xmlns:cx7="http://schemas.microsoft.com/office/drawing/2016/5/13/chartex" xmlns:cx8="http://schemas.microsoft.com/office/drawing/2016/5/14/chartex" xmlns:mc="http://schemas.openxmlformats.org/markup-compatibility/2006" xmlns:aink="http://schemas.microsoft.com/office/drawing/2016/ink" xmlns:am3d="http://schemas.microsoft.com/office/drawing/2017/model3d" xmlns:o="urn:schemas-microsoft-com:office:office" xmlns:oel="http://schemas.microsoft.com/office/2019/extlst" xmlns:r="http://schemas.openxmlformats.org/officeDocument/2006/relationships" xmlns:m="http://schemas.openxmlformats.org/officeDocument/2006/math" xmlns:v="urn:schemas-microsoft-com:vml" xmlns:wp14="http://schemas.microsoft.com/office/word/2010/wordprocessingDrawing" xmlns:wp="http://schemas.openxmlformats.org/drawingml/2006/wordprocessingDrawing" xmlns:w10="urn:schemas-microsoft-com:office:word" xmlns:w="http://schemas.openxmlformats.org/wordprocessingml/2006/main" xmlns:w14="http://schemas.microsoft.com/office/word/2010/wordml" xmlns:w15="http://schemas.microsoft.com/office/word/2012/wordml" xmlns:w16cex="http://schemas.microsoft.com/office/word/2018/wordml/cex" xmlns:w16cid="http://schemas.microsoft.com/office/word/2016/wordml/cid" xmlns:w16="http://schemas.microsoft.com/office/word/2018/wordml" xmlns:w16du="http://schemas.microsoft.com/office/word/2023/wordml/word16du" xmlns:w16sdtdh="http://schemas.microsoft.com/office/word/2020/wordml/sdtdatahash" xmlns:w16sdtfl="http://schemas.microsoft.com/office/word/2024/wordml/sdtformatlock" xmlns:w16se="http://schemas.microsoft.com/office/word/2015/wordml/symex" xmlns:wpg="http://schemas.microsoft.com/office/word/2010/wordprocessingGroup" xmlns:wpi="http://schemas.microsoft.com/office/word/2010/wordprocessingInk" xmlns:wne="http://schemas.microsoft.com/office/word/2006/wordml" xmlns:wps="http://schemas.microsoft.com/office/word/2010/wordprocessingShape" mc:Ignorable="w14 w15 w16se w16cid w16 w16cex w16sdtdh w16sdtfl w16du wp14">
+  <w:abstractNum w:abstractNumId="0" w15:restartNumberingAfterBreak="0">
+    <w:nsid w:val="2EDA2B70"/>
+    <w:multiLevelType w:val="multilevel"/>
+    <w:tmpl w:val="653ABB6A"/>
     <w:lvl w:ilvl="0">
       <w:start w:val="1"/>
       <w:numFmt w:val="none"/>
       <w:suff w:val="nothing"/>
       <w:lvlText w:val=""/>
-      <w:lvlJc w:val="start"/>
+      <w:lvlJc w:val="left"/>
       <w:pPr>
         <w:tabs>
           <w:tab w:val="num" w:pos="0"/>
         </w:tabs>
-        <w:ind w:start="0" w:hanging="0"/>
+        <w:ind w:left="0" w:firstLine="0"/>
       </w:pPr>
     </w:lvl>
     <w:lvl w:ilvl="1">
@@ -1718,12 +1341,12 @@
       <w:numFmt w:val="none"/>
       <w:suff w:val="nothing"/>
       <w:lvlText w:val=""/>
-      <w:lvlJc w:val="start"/>
+      <w:lvlJc w:val="left"/>
       <w:pPr>
         <w:tabs>
           <w:tab w:val="num" w:pos="0"/>
         </w:tabs>
-        <w:ind w:start="0" w:hanging="0"/>
+        <w:ind w:left="0" w:firstLine="0"/>
       </w:pPr>
     </w:lvl>
     <w:lvl w:ilvl="2">
@@ -1731,12 +1354,12 @@
       <w:numFmt w:val="none"/>
       <w:suff w:val="nothing"/>
       <w:lvlText w:val=""/>
-      <w:lvlJc w:val="start"/>
+      <w:lvlJc w:val="left"/>
       <w:pPr>
         <w:tabs>
           <w:tab w:val="num" w:pos="0"/>
         </w:tabs>
-        <w:ind w:start="0" w:hanging="0"/>
+        <w:ind w:left="0" w:firstLine="0"/>
       </w:pPr>
     </w:lvl>
     <w:lvl w:ilvl="3">
@@ -1744,12 +1367,12 @@
       <w:numFmt w:val="none"/>
       <w:suff w:val="nothing"/>
       <w:lvlText w:val=""/>
-      <w:lvlJc w:val="start"/>
+      <w:lvlJc w:val="left"/>
       <w:pPr>
         <w:tabs>
           <w:tab w:val="num" w:pos="0"/>
         </w:tabs>
-        <w:ind w:start="0" w:hanging="0"/>
+        <w:ind w:left="0" w:firstLine="0"/>
       </w:pPr>
     </w:lvl>
     <w:lvl w:ilvl="4">
@@ -1757,12 +1380,12 @@
       <w:numFmt w:val="none"/>
       <w:suff w:val="nothing"/>
       <w:lvlText w:val=""/>
-      <w:lvlJc w:val="start"/>
+      <w:lvlJc w:val="left"/>
       <w:pPr>
         <w:tabs>
           <w:tab w:val="num" w:pos="0"/>
         </w:tabs>
-        <w:ind w:start="0" w:hanging="0"/>
+        <w:ind w:left="0" w:firstLine="0"/>
       </w:pPr>
     </w:lvl>
     <w:lvl w:ilvl="5">
@@ -1770,12 +1393,12 @@
       <w:numFmt w:val="none"/>
       <w:suff w:val="nothing"/>
       <w:lvlText w:val=""/>
-      <w:lvlJc w:val="start"/>
+      <w:lvlJc w:val="left"/>
       <w:pPr>
         <w:tabs>
           <w:tab w:val="num" w:pos="0"/>
         </w:tabs>
-        <w:ind w:start="0" w:hanging="0"/>
+        <w:ind w:left="0" w:firstLine="0"/>
       </w:pPr>
     </w:lvl>
     <w:lvl w:ilvl="6">
@@ -1783,12 +1406,12 @@
       <w:numFmt w:val="none"/>
       <w:suff w:val="nothing"/>
       <w:lvlText w:val=""/>
-      <w:lvlJc w:val="start"/>
+      <w:lvlJc w:val="left"/>
       <w:pPr>
         <w:tabs>
           <w:tab w:val="num" w:pos="0"/>
         </w:tabs>
-        <w:ind w:start="0" w:hanging="0"/>
+        <w:ind w:left="0" w:firstLine="0"/>
       </w:pPr>
     </w:lvl>
     <w:lvl w:ilvl="7">
@@ -1796,12 +1419,12 @@
       <w:numFmt w:val="none"/>
       <w:suff w:val="nothing"/>
       <w:lvlText w:val=""/>
-      <w:lvlJc w:val="start"/>
+      <w:lvlJc w:val="left"/>
       <w:pPr>
         <w:tabs>
           <w:tab w:val="num" w:pos="0"/>
         </w:tabs>
-        <w:ind w:start="0" w:hanging="0"/>
+        <w:ind w:left="0" w:firstLine="0"/>
       </w:pPr>
     </w:lvl>
     <w:lvl w:ilvl="8">
@@ -1809,36 +1432,415 @@
       <w:numFmt w:val="none"/>
       <w:suff w:val="nothing"/>
       <w:lvlText w:val=""/>
-      <w:lvlJc w:val="start"/>
+      <w:lvlJc w:val="left"/>
       <w:pPr>
         <w:tabs>
           <w:tab w:val="num" w:pos="0"/>
         </w:tabs>
-        <w:ind w:start="0" w:hanging="0"/>
+        <w:ind w:left="0" w:firstLine="0"/>
       </w:pPr>
     </w:lvl>
   </w:abstractNum>
-  <w:num w:numId="1">
+  <w:abstractNum w:abstractNumId="1" w15:restartNumberingAfterBreak="0">
+    <w:nsid w:val="592F34B2"/>
+    <w:multiLevelType w:val="multilevel"/>
+    <w:tmpl w:val="520E7044"/>
+    <w:lvl w:ilvl="0">
+      <w:start w:val="1"/>
+      <w:numFmt w:val="bullet"/>
+      <w:lvlText w:val=""/>
+      <w:lvlJc w:val="left"/>
+      <w:pPr>
+        <w:tabs>
+          <w:tab w:val="num" w:pos="720"/>
+        </w:tabs>
+        <w:ind w:left="720" w:hanging="360"/>
+      </w:pPr>
+      <w:rPr>
+        <w:rFonts w:ascii="Symbol" w:hAnsi="Symbol" w:cs="Symbol" w:hint="default"/>
+        <w:sz w:val="20"/>
+      </w:rPr>
+    </w:lvl>
+    <w:lvl w:ilvl="1">
+      <w:start w:val="1"/>
+      <w:numFmt w:val="bullet"/>
+      <w:lvlText w:val="o"/>
+      <w:lvlJc w:val="left"/>
+      <w:pPr>
+        <w:tabs>
+          <w:tab w:val="num" w:pos="1440"/>
+        </w:tabs>
+        <w:ind w:left="1440" w:hanging="360"/>
+      </w:pPr>
+      <w:rPr>
+        <w:rFonts w:ascii="Courier New" w:hAnsi="Courier New" w:cs="Courier New" w:hint="default"/>
+        <w:sz w:val="20"/>
+      </w:rPr>
+    </w:lvl>
+    <w:lvl w:ilvl="2">
+      <w:start w:val="1"/>
+      <w:numFmt w:val="bullet"/>
+      <w:lvlText w:val=""/>
+      <w:lvlJc w:val="left"/>
+      <w:pPr>
+        <w:tabs>
+          <w:tab w:val="num" w:pos="2160"/>
+        </w:tabs>
+        <w:ind w:left="2160" w:hanging="360"/>
+      </w:pPr>
+      <w:rPr>
+        <w:rFonts w:ascii="Wingdings" w:hAnsi="Wingdings" w:cs="Wingdings" w:hint="default"/>
+        <w:sz w:val="20"/>
+      </w:rPr>
+    </w:lvl>
+    <w:lvl w:ilvl="3">
+      <w:start w:val="1"/>
+      <w:numFmt w:val="bullet"/>
+      <w:lvlText w:val=""/>
+      <w:lvlJc w:val="left"/>
+      <w:pPr>
+        <w:tabs>
+          <w:tab w:val="num" w:pos="2880"/>
+        </w:tabs>
+        <w:ind w:left="2880" w:hanging="360"/>
+      </w:pPr>
+      <w:rPr>
+        <w:rFonts w:ascii="Wingdings" w:hAnsi="Wingdings" w:cs="Wingdings" w:hint="default"/>
+        <w:sz w:val="20"/>
+      </w:rPr>
+    </w:lvl>
+    <w:lvl w:ilvl="4">
+      <w:start w:val="1"/>
+      <w:numFmt w:val="bullet"/>
+      <w:lvlText w:val=""/>
+      <w:lvlJc w:val="left"/>
+      <w:pPr>
+        <w:tabs>
+          <w:tab w:val="num" w:pos="3600"/>
+        </w:tabs>
+        <w:ind w:left="3600" w:hanging="360"/>
+      </w:pPr>
+      <w:rPr>
+        <w:rFonts w:ascii="Wingdings" w:hAnsi="Wingdings" w:cs="Wingdings" w:hint="default"/>
+        <w:sz w:val="20"/>
+      </w:rPr>
+    </w:lvl>
+    <w:lvl w:ilvl="5">
+      <w:start w:val="1"/>
+      <w:numFmt w:val="bullet"/>
+      <w:lvlText w:val=""/>
+      <w:lvlJc w:val="left"/>
+      <w:pPr>
+        <w:tabs>
+          <w:tab w:val="num" w:pos="4320"/>
+        </w:tabs>
+        <w:ind w:left="4320" w:hanging="360"/>
+      </w:pPr>
+      <w:rPr>
+        <w:rFonts w:ascii="Wingdings" w:hAnsi="Wingdings" w:cs="Wingdings" w:hint="default"/>
+        <w:sz w:val="20"/>
+      </w:rPr>
+    </w:lvl>
+    <w:lvl w:ilvl="6">
+      <w:start w:val="1"/>
+      <w:numFmt w:val="bullet"/>
+      <w:lvlText w:val=""/>
+      <w:lvlJc w:val="left"/>
+      <w:pPr>
+        <w:tabs>
+          <w:tab w:val="num" w:pos="5040"/>
+        </w:tabs>
+        <w:ind w:left="5040" w:hanging="360"/>
+      </w:pPr>
+      <w:rPr>
+        <w:rFonts w:ascii="Wingdings" w:hAnsi="Wingdings" w:cs="Wingdings" w:hint="default"/>
+        <w:sz w:val="20"/>
+      </w:rPr>
+    </w:lvl>
+    <w:lvl w:ilvl="7">
+      <w:start w:val="1"/>
+      <w:numFmt w:val="bullet"/>
+      <w:lvlText w:val=""/>
+      <w:lvlJc w:val="left"/>
+      <w:pPr>
+        <w:tabs>
+          <w:tab w:val="num" w:pos="5760"/>
+        </w:tabs>
+        <w:ind w:left="5760" w:hanging="360"/>
+      </w:pPr>
+      <w:rPr>
+        <w:rFonts w:ascii="Wingdings" w:hAnsi="Wingdings" w:cs="Wingdings" w:hint="default"/>
+        <w:sz w:val="20"/>
+      </w:rPr>
+    </w:lvl>
+    <w:lvl w:ilvl="8">
+      <w:start w:val="1"/>
+      <w:numFmt w:val="bullet"/>
+      <w:lvlText w:val=""/>
+      <w:lvlJc w:val="left"/>
+      <w:pPr>
+        <w:tabs>
+          <w:tab w:val="num" w:pos="6480"/>
+        </w:tabs>
+        <w:ind w:left="6480" w:hanging="360"/>
+      </w:pPr>
+      <w:rPr>
+        <w:rFonts w:ascii="Wingdings" w:hAnsi="Wingdings" w:cs="Wingdings" w:hint="default"/>
+        <w:sz w:val="20"/>
+      </w:rPr>
+    </w:lvl>
+  </w:abstractNum>
+  <w:abstractNum w:abstractNumId="2" w15:restartNumberingAfterBreak="0">
+    <w:nsid w:val="630F1279"/>
+    <w:multiLevelType w:val="multilevel"/>
+    <w:tmpl w:val="CD2EF0C6"/>
+    <w:lvl w:ilvl="0">
+      <w:start w:val="1"/>
+      <w:numFmt w:val="decimal"/>
+      <w:lvlText w:val="%1."/>
+      <w:lvlJc w:val="left"/>
+      <w:pPr>
+        <w:tabs>
+          <w:tab w:val="num" w:pos="720"/>
+        </w:tabs>
+        <w:ind w:left="720" w:hanging="360"/>
+      </w:pPr>
+    </w:lvl>
+    <w:lvl w:ilvl="1">
+      <w:start w:val="1"/>
+      <w:numFmt w:val="decimal"/>
+      <w:lvlText w:val="%2."/>
+      <w:lvlJc w:val="left"/>
+      <w:pPr>
+        <w:tabs>
+          <w:tab w:val="num" w:pos="1440"/>
+        </w:tabs>
+        <w:ind w:left="1440" w:hanging="360"/>
+      </w:pPr>
+    </w:lvl>
+    <w:lvl w:ilvl="2">
+      <w:start w:val="1"/>
+      <w:numFmt w:val="decimal"/>
+      <w:lvlText w:val="%3."/>
+      <w:lvlJc w:val="left"/>
+      <w:pPr>
+        <w:tabs>
+          <w:tab w:val="num" w:pos="2160"/>
+        </w:tabs>
+        <w:ind w:left="2160" w:hanging="360"/>
+      </w:pPr>
+    </w:lvl>
+    <w:lvl w:ilvl="3">
+      <w:start w:val="1"/>
+      <w:numFmt w:val="decimal"/>
+      <w:lvlText w:val="%4."/>
+      <w:lvlJc w:val="left"/>
+      <w:pPr>
+        <w:tabs>
+          <w:tab w:val="num" w:pos="2880"/>
+        </w:tabs>
+        <w:ind w:left="2880" w:hanging="360"/>
+      </w:pPr>
+    </w:lvl>
+    <w:lvl w:ilvl="4">
+      <w:start w:val="1"/>
+      <w:numFmt w:val="decimal"/>
+      <w:lvlText w:val="%5."/>
+      <w:lvlJc w:val="left"/>
+      <w:pPr>
+        <w:tabs>
+          <w:tab w:val="num" w:pos="3600"/>
+        </w:tabs>
+        <w:ind w:left="3600" w:hanging="360"/>
+      </w:pPr>
+    </w:lvl>
+    <w:lvl w:ilvl="5">
+      <w:start w:val="1"/>
+      <w:numFmt w:val="decimal"/>
+      <w:lvlText w:val="%6."/>
+      <w:lvlJc w:val="left"/>
+      <w:pPr>
+        <w:tabs>
+          <w:tab w:val="num" w:pos="4320"/>
+        </w:tabs>
+        <w:ind w:left="4320" w:hanging="360"/>
+      </w:pPr>
+    </w:lvl>
+    <w:lvl w:ilvl="6">
+      <w:start w:val="1"/>
+      <w:numFmt w:val="decimal"/>
+      <w:lvlText w:val="%7."/>
+      <w:lvlJc w:val="left"/>
+      <w:pPr>
+        <w:tabs>
+          <w:tab w:val="num" w:pos="5040"/>
+        </w:tabs>
+        <w:ind w:left="5040" w:hanging="360"/>
+      </w:pPr>
+    </w:lvl>
+    <w:lvl w:ilvl="7">
+      <w:start w:val="1"/>
+      <w:numFmt w:val="decimal"/>
+      <w:lvlText w:val="%8."/>
+      <w:lvlJc w:val="left"/>
+      <w:pPr>
+        <w:tabs>
+          <w:tab w:val="num" w:pos="5760"/>
+        </w:tabs>
+        <w:ind w:left="5760" w:hanging="360"/>
+      </w:pPr>
+    </w:lvl>
+    <w:lvl w:ilvl="8">
+      <w:start w:val="1"/>
+      <w:numFmt w:val="decimal"/>
+      <w:lvlText w:val="%9."/>
+      <w:lvlJc w:val="left"/>
+      <w:pPr>
+        <w:tabs>
+          <w:tab w:val="num" w:pos="6480"/>
+        </w:tabs>
+        <w:ind w:left="6480" w:hanging="360"/>
+      </w:pPr>
+    </w:lvl>
+  </w:abstractNum>
+  <w:abstractNum w:abstractNumId="3" w15:restartNumberingAfterBreak="0">
+    <w:nsid w:val="7C5B7A74"/>
+    <w:multiLevelType w:val="multilevel"/>
+    <w:tmpl w:val="225A4486"/>
+    <w:lvl w:ilvl="0">
+      <w:start w:val="1"/>
+      <w:numFmt w:val="decimal"/>
+      <w:lvlText w:val="%1."/>
+      <w:lvlJc w:val="left"/>
+      <w:pPr>
+        <w:tabs>
+          <w:tab w:val="num" w:pos="720"/>
+        </w:tabs>
+        <w:ind w:left="720" w:hanging="360"/>
+      </w:pPr>
+    </w:lvl>
+    <w:lvl w:ilvl="1">
+      <w:start w:val="1"/>
+      <w:numFmt w:val="bullet"/>
+      <w:lvlText w:val="o"/>
+      <w:lvlJc w:val="left"/>
+      <w:pPr>
+        <w:tabs>
+          <w:tab w:val="num" w:pos="1440"/>
+        </w:tabs>
+        <w:ind w:left="1440" w:hanging="360"/>
+      </w:pPr>
+      <w:rPr>
+        <w:rFonts w:ascii="Courier New" w:hAnsi="Courier New" w:cs="Courier New" w:hint="default"/>
+        <w:sz w:val="20"/>
+      </w:rPr>
+    </w:lvl>
+    <w:lvl w:ilvl="2">
+      <w:start w:val="1"/>
+      <w:numFmt w:val="decimal"/>
+      <w:lvlText w:val="%3."/>
+      <w:lvlJc w:val="left"/>
+      <w:pPr>
+        <w:tabs>
+          <w:tab w:val="num" w:pos="2160"/>
+        </w:tabs>
+        <w:ind w:left="2160" w:hanging="360"/>
+      </w:pPr>
+    </w:lvl>
+    <w:lvl w:ilvl="3">
+      <w:start w:val="1"/>
+      <w:numFmt w:val="decimal"/>
+      <w:lvlText w:val="%4."/>
+      <w:lvlJc w:val="left"/>
+      <w:pPr>
+        <w:tabs>
+          <w:tab w:val="num" w:pos="2880"/>
+        </w:tabs>
+        <w:ind w:left="2880" w:hanging="360"/>
+      </w:pPr>
+    </w:lvl>
+    <w:lvl w:ilvl="4">
+      <w:start w:val="1"/>
+      <w:numFmt w:val="decimal"/>
+      <w:lvlText w:val="%5."/>
+      <w:lvlJc w:val="left"/>
+      <w:pPr>
+        <w:tabs>
+          <w:tab w:val="num" w:pos="3600"/>
+        </w:tabs>
+        <w:ind w:left="3600" w:hanging="360"/>
+      </w:pPr>
+    </w:lvl>
+    <w:lvl w:ilvl="5">
+      <w:start w:val="1"/>
+      <w:numFmt w:val="decimal"/>
+      <w:lvlText w:val="%6."/>
+      <w:lvlJc w:val="left"/>
+      <w:pPr>
+        <w:tabs>
+          <w:tab w:val="num" w:pos="4320"/>
+        </w:tabs>
+        <w:ind w:left="4320" w:hanging="360"/>
+      </w:pPr>
+    </w:lvl>
+    <w:lvl w:ilvl="6">
+      <w:start w:val="1"/>
+      <w:numFmt w:val="decimal"/>
+      <w:lvlText w:val="%7."/>
+      <w:lvlJc w:val="left"/>
+      <w:pPr>
+        <w:tabs>
+          <w:tab w:val="num" w:pos="5040"/>
+        </w:tabs>
+        <w:ind w:left="5040" w:hanging="360"/>
+      </w:pPr>
+    </w:lvl>
+    <w:lvl w:ilvl="7">
+      <w:start w:val="1"/>
+      <w:numFmt w:val="decimal"/>
+      <w:lvlText w:val="%8."/>
+      <w:lvlJc w:val="left"/>
+      <w:pPr>
+        <w:tabs>
+          <w:tab w:val="num" w:pos="5760"/>
+        </w:tabs>
+        <w:ind w:left="5760" w:hanging="360"/>
+      </w:pPr>
+    </w:lvl>
+    <w:lvl w:ilvl="8">
+      <w:start w:val="1"/>
+      <w:numFmt w:val="decimal"/>
+      <w:lvlText w:val="%9."/>
+      <w:lvlJc w:val="left"/>
+      <w:pPr>
+        <w:tabs>
+          <w:tab w:val="num" w:pos="6480"/>
+        </w:tabs>
+        <w:ind w:left="6480" w:hanging="360"/>
+      </w:pPr>
+    </w:lvl>
+  </w:abstractNum>
+  <w:num w:numId="1" w16cid:durableId="239563511">
     <w:abstractNumId w:val="1"/>
   </w:num>
-  <w:num w:numId="2">
+  <w:num w:numId="2" w16cid:durableId="411663076">
+    <w:abstractNumId w:val="3"/>
+  </w:num>
+  <w:num w:numId="3" w16cid:durableId="1548223525">
     <w:abstractNumId w:val="2"/>
   </w:num>
-  <w:num w:numId="3">
-    <w:abstractNumId w:val="3"/>
-  </w:num>
-  <w:num w:numId="4">
-    <w:abstractNumId w:val="4"/>
+  <w:num w:numId="4" w16cid:durableId="1980454740">
+    <w:abstractNumId w:val="0"/>
   </w:num>
 </w:numbering>
 </file>
 
 <file path=word/styles.xml><?xml version="1.0" encoding="utf-8"?>
-<w:styles xmlns:w="http://schemas.openxmlformats.org/wordprocessingml/2006/main" xmlns:w14="http://schemas.microsoft.com/office/word/2010/wordml" xmlns:mc="http://schemas.openxmlformats.org/markup-compatibility/2006" mc:Ignorable="w14">
+<w:styles xmlns:mc="http://schemas.openxmlformats.org/markup-compatibility/2006" xmlns:r="http://schemas.openxmlformats.org/officeDocument/2006/relationships" xmlns:w="http://schemas.openxmlformats.org/wordprocessingml/2006/main" xmlns:w14="http://schemas.microsoft.com/office/word/2010/wordml" xmlns:w15="http://schemas.microsoft.com/office/word/2012/wordml" xmlns:w16cex="http://schemas.microsoft.com/office/word/2018/wordml/cex" xmlns:w16cid="http://schemas.microsoft.com/office/word/2016/wordml/cid" xmlns:w16="http://schemas.microsoft.com/office/word/2018/wordml" xmlns:w16du="http://schemas.microsoft.com/office/word/2023/wordml/word16du" xmlns:w16sdtdh="http://schemas.microsoft.com/office/word/2020/wordml/sdtdatahash" xmlns:w16sdtfl="http://schemas.microsoft.com/office/word/2024/wordml/sdtformatlock" xmlns:w16se="http://schemas.microsoft.com/office/word/2015/wordml/symex" mc:Ignorable="w14 w15 w16se w16cid w16 w16cex w16sdtdh w16sdtfl w16du">
   <w:docDefaults>
     <w:rPrDefault>
       <w:rPr>
-        <w:rFonts w:ascii="Calibri" w:hAnsi="Calibri" w:eastAsia="Calibri" w:cs="" w:asciiTheme="minorHAnsi" w:cstheme="minorBidi" w:eastAsiaTheme="minorHAnsi" w:hAnsiTheme="minorHAnsi"/>
+        <w:rFonts w:asciiTheme="minorHAnsi" w:eastAsiaTheme="minorHAnsi" w:hAnsiTheme="minorHAnsi" w:cstheme="minorBidi"/>
         <w:sz w:val="22"/>
         <w:szCs w:val="22"/>
         <w:lang w:val="en-US" w:eastAsia="en-US" w:bidi="ar-SA"/>
@@ -1846,21 +1848,21 @@
     </w:rPrDefault>
     <w:pPrDefault>
       <w:pPr>
-        <w:suppressAutoHyphens w:val="true"/>
+        <w:suppressAutoHyphens/>
       </w:pPr>
     </w:pPrDefault>
   </w:docDefaults>
   <w:latentStyles w:defLockedState="0" w:defUIPriority="99" w:defSemiHidden="0" w:defUnhideWhenUsed="0" w:defQFormat="0" w:count="376">
     <w:lsdException w:name="Normal" w:uiPriority="0" w:qFormat="1"/>
     <w:lsdException w:name="heading 1" w:uiPriority="9" w:qFormat="1"/>
-    <w:lsdException w:name="heading 2" w:uiPriority="9" w:semiHidden="1" w:unhideWhenUsed="1" w:qFormat="1"/>
-    <w:lsdException w:name="heading 3" w:uiPriority="9" w:semiHidden="1" w:unhideWhenUsed="1" w:qFormat="1"/>
-    <w:lsdException w:name="heading 4" w:uiPriority="9" w:semiHidden="1" w:unhideWhenUsed="1" w:qFormat="1"/>
-    <w:lsdException w:name="heading 5" w:uiPriority="9" w:semiHidden="1" w:unhideWhenUsed="1" w:qFormat="1"/>
-    <w:lsdException w:name="heading 6" w:uiPriority="9" w:semiHidden="1" w:unhideWhenUsed="1" w:qFormat="1"/>
-    <w:lsdException w:name="heading 7" w:uiPriority="9" w:semiHidden="1" w:unhideWhenUsed="1" w:qFormat="1"/>
-    <w:lsdException w:name="heading 8" w:uiPriority="9" w:semiHidden="1" w:unhideWhenUsed="1" w:qFormat="1"/>
-    <w:lsdException w:name="heading 9" w:uiPriority="9" w:semiHidden="1" w:unhideWhenUsed="1" w:qFormat="1"/>
+    <w:lsdException w:name="heading 2" w:semiHidden="1" w:uiPriority="9" w:unhideWhenUsed="1" w:qFormat="1"/>
+    <w:lsdException w:name="heading 3" w:semiHidden="1" w:uiPriority="9" w:unhideWhenUsed="1" w:qFormat="1"/>
+    <w:lsdException w:name="heading 4" w:semiHidden="1" w:uiPriority="9" w:unhideWhenUsed="1" w:qFormat="1"/>
+    <w:lsdException w:name="heading 5" w:semiHidden="1" w:uiPriority="9" w:unhideWhenUsed="1" w:qFormat="1"/>
+    <w:lsdException w:name="heading 6" w:semiHidden="1" w:uiPriority="9" w:unhideWhenUsed="1" w:qFormat="1"/>
+    <w:lsdException w:name="heading 7" w:semiHidden="1" w:uiPriority="9" w:unhideWhenUsed="1" w:qFormat="1"/>
+    <w:lsdException w:name="heading 8" w:semiHidden="1" w:uiPriority="9" w:unhideWhenUsed="1" w:qFormat="1"/>
+    <w:lsdException w:name="heading 9" w:semiHidden="1" w:uiPriority="9" w:unhideWhenUsed="1" w:qFormat="1"/>
     <w:lsdException w:name="index 1" w:semiHidden="1" w:unhideWhenUsed="1"/>
     <w:lsdException w:name="index 2" w:semiHidden="1" w:unhideWhenUsed="1"/>
     <w:lsdException w:name="index 3" w:semiHidden="1" w:unhideWhenUsed="1"/>
@@ -1870,22 +1872,22 @@
     <w:lsdException w:name="index 7" w:semiHidden="1" w:unhideWhenUsed="1"/>
     <w:lsdException w:name="index 8" w:semiHidden="1" w:unhideWhenUsed="1"/>
     <w:lsdException w:name="index 9" w:semiHidden="1" w:unhideWhenUsed="1"/>
-    <w:lsdException w:name="toc 1" w:uiPriority="39" w:semiHidden="1" w:unhideWhenUsed="1"/>
-    <w:lsdException w:name="toc 2" w:uiPriority="39" w:semiHidden="1" w:unhideWhenUsed="1"/>
-    <w:lsdException w:name="toc 3" w:uiPriority="39" w:semiHidden="1" w:unhideWhenUsed="1"/>
-    <w:lsdException w:name="toc 4" w:uiPriority="39" w:semiHidden="1" w:unhideWhenUsed="1"/>
-    <w:lsdException w:name="toc 5" w:uiPriority="39" w:semiHidden="1" w:unhideWhenUsed="1"/>
-    <w:lsdException w:name="toc 6" w:uiPriority="39" w:semiHidden="1" w:unhideWhenUsed="1"/>
-    <w:lsdException w:name="toc 7" w:uiPriority="39" w:semiHidden="1" w:unhideWhenUsed="1"/>
-    <w:lsdException w:name="toc 8" w:uiPriority="39" w:semiHidden="1" w:unhideWhenUsed="1"/>
-    <w:lsdException w:name="toc 9" w:uiPriority="39" w:semiHidden="1" w:unhideWhenUsed="1"/>
+    <w:lsdException w:name="toc 1" w:semiHidden="1" w:uiPriority="39" w:unhideWhenUsed="1"/>
+    <w:lsdException w:name="toc 2" w:semiHidden="1" w:uiPriority="39" w:unhideWhenUsed="1"/>
+    <w:lsdException w:name="toc 3" w:semiHidden="1" w:uiPriority="39" w:unhideWhenUsed="1"/>
+    <w:lsdException w:name="toc 4" w:semiHidden="1" w:uiPriority="39" w:unhideWhenUsed="1"/>
+    <w:lsdException w:name="toc 5" w:semiHidden="1" w:uiPriority="39" w:unhideWhenUsed="1"/>
+    <w:lsdException w:name="toc 6" w:semiHidden="1" w:uiPriority="39" w:unhideWhenUsed="1"/>
+    <w:lsdException w:name="toc 7" w:semiHidden="1" w:uiPriority="39" w:unhideWhenUsed="1"/>
+    <w:lsdException w:name="toc 8" w:semiHidden="1" w:uiPriority="39" w:unhideWhenUsed="1"/>
+    <w:lsdException w:name="toc 9" w:semiHidden="1" w:uiPriority="39" w:unhideWhenUsed="1"/>
     <w:lsdException w:name="Normal Indent" w:semiHidden="1" w:unhideWhenUsed="1"/>
     <w:lsdException w:name="footnote text" w:semiHidden="1" w:unhideWhenUsed="1"/>
     <w:lsdException w:name="annotation text" w:semiHidden="1" w:unhideWhenUsed="1"/>
     <w:lsdException w:name="header" w:semiHidden="1" w:unhideWhenUsed="1"/>
     <w:lsdException w:name="footer" w:semiHidden="1" w:unhideWhenUsed="1"/>
     <w:lsdException w:name="index heading" w:semiHidden="1" w:unhideWhenUsed="1"/>
-    <w:lsdException w:name="caption" w:uiPriority="35" w:semiHidden="1" w:unhideWhenUsed="1" w:qFormat="1"/>
+    <w:lsdException w:name="caption" w:semiHidden="1" w:uiPriority="35" w:unhideWhenUsed="1" w:qFormat="1"/>
     <w:lsdException w:name="table of figures" w:semiHidden="1" w:unhideWhenUsed="1"/>
     <w:lsdException w:name="envelope address" w:semiHidden="1" w:unhideWhenUsed="1"/>
     <w:lsdException w:name="envelope return" w:semiHidden="1" w:unhideWhenUsed="1"/>
@@ -1916,7 +1918,7 @@
     <w:lsdException w:name="Title" w:uiPriority="10" w:qFormat="1"/>
     <w:lsdException w:name="Closing" w:semiHidden="1" w:unhideWhenUsed="1"/>
     <w:lsdException w:name="Signature" w:semiHidden="1" w:unhideWhenUsed="1"/>
-    <w:lsdException w:name="Default Paragraph Font" w:uiPriority="1" w:semiHidden="1" w:unhideWhenUsed="1"/>
+    <w:lsdException w:name="Default Paragraph Font" w:semiHidden="1" w:uiPriority="1" w:unhideWhenUsed="1"/>
     <w:lsdException w:name="Body Text" w:semiHidden="1" w:unhideWhenUsed="1"/>
     <w:lsdException w:name="Body Text Indent" w:semiHidden="1" w:unhideWhenUsed="1"/>
     <w:lsdException w:name="List Continue" w:semiHidden="1" w:unhideWhenUsed="1"/>
@@ -2116,8 +2118,8 @@
     <w:lsdException w:name="Subtle Reference" w:uiPriority="31" w:qFormat="1"/>
     <w:lsdException w:name="Intense Reference" w:uiPriority="32" w:qFormat="1"/>
     <w:lsdException w:name="Book Title" w:uiPriority="33" w:qFormat="1"/>
-    <w:lsdException w:name="Bibliography" w:uiPriority="37" w:semiHidden="1" w:unhideWhenUsed="1"/>
-    <w:lsdException w:name="TOC Heading" w:uiPriority="39" w:semiHidden="1" w:unhideWhenUsed="1" w:qFormat="1"/>
+    <w:lsdException w:name="Bibliography" w:semiHidden="1" w:uiPriority="37" w:unhideWhenUsed="1"/>
+    <w:lsdException w:name="TOC Heading" w:semiHidden="1" w:uiPriority="39" w:unhideWhenUsed="1" w:qFormat="1"/>
     <w:lsdException w:name="Plain Table 1" w:uiPriority="41"/>
     <w:lsdException w:name="Plain Table 2" w:uiPriority="42"/>
     <w:lsdException w:name="Plain Table 3" w:uiPriority="43"/>
@@ -2228,58 +2230,65 @@
     <w:lsdException w:name="Unresolved Mention" w:semiHidden="1" w:unhideWhenUsed="1"/>
     <w:lsdException w:name="Smart Link" w:semiHidden="1" w:unhideWhenUsed="1"/>
   </w:latentStyles>
-  <w:style w:type="paragraph" w:styleId="Normal" w:default="1">
+  <w:style w:type="paragraph" w:default="1" w:styleId="Normal">
     <w:name w:val="Normal"/>
     <w:qFormat/>
     <w:pPr>
-      <w:widowControl/>
-      <w:bidi w:val="0"/>
-      <w:spacing w:lineRule="auto" w:line="276" w:before="0" w:after="200"/>
-      <w:ind w:start="-57"/>
-      <w:jc w:val="start"/>
+      <w:spacing w:after="200" w:line="276" w:lineRule="auto"/>
+      <w:ind w:left="-57"/>
     </w:pPr>
-    <w:rPr>
-      <w:rFonts w:ascii="Calibri" w:hAnsi="Calibri" w:eastAsia="Calibri" w:cs="" w:asciiTheme="minorHAnsi" w:cstheme="minorBidi" w:eastAsiaTheme="minorHAnsi" w:hAnsiTheme="minorHAnsi"/>
-      <w:color w:val="auto"/>
-      <w:kern w:val="0"/>
-      <w:sz w:val="22"/>
-      <w:szCs w:val="22"/>
-      <w:lang w:val="en-US" w:eastAsia="en-US" w:bidi="ar-SA"/>
-    </w:rPr>
   </w:style>
-  <w:style w:type="character" w:styleId="DefaultParagraphFont" w:default="1">
+  <w:style w:type="character" w:default="1" w:styleId="DefaultParagraphFont">
     <w:name w:val="Default Paragraph Font"/>
     <w:uiPriority w:val="1"/>
+    <w:semiHidden/>
     <w:unhideWhenUsed/>
-    <w:qFormat/>
-    <w:rPr/>
   </w:style>
-  <w:style w:type="character" w:styleId="HeaderChar" w:customStyle="1">
+  <w:style w:type="table" w:default="1" w:styleId="TableNormal">
+    <w:name w:val="Normal Table"/>
+    <w:uiPriority w:val="99"/>
+    <w:semiHidden/>
+    <w:unhideWhenUsed/>
+    <w:tblPr>
+      <w:tblInd w:w="0" w:type="dxa"/>
+      <w:tblCellMar>
+        <w:top w:w="0" w:type="dxa"/>
+        <w:left w:w="108" w:type="dxa"/>
+        <w:bottom w:w="0" w:type="dxa"/>
+        <w:right w:w="108" w:type="dxa"/>
+      </w:tblCellMar>
+    </w:tblPr>
+  </w:style>
+  <w:style w:type="numbering" w:default="1" w:styleId="NoList">
+    <w:name w:val="No List"/>
+    <w:uiPriority w:val="99"/>
+    <w:semiHidden/>
+    <w:unhideWhenUsed/>
+  </w:style>
+  <w:style w:type="character" w:customStyle="1" w:styleId="HeaderChar">
     <w:name w:val="Header Char"/>
     <w:basedOn w:val="DefaultParagraphFont"/>
     <w:link w:val="Header"/>
     <w:uiPriority w:val="99"/>
     <w:qFormat/>
-    <w:rsid w:val="005f6a53"/>
-    <w:rPr/>
+    <w:rsid w:val="005F6A53"/>
   </w:style>
-  <w:style w:type="character" w:styleId="FooterChar" w:customStyle="1">
+  <w:style w:type="character" w:customStyle="1" w:styleId="FooterChar">
     <w:name w:val="Footer Char"/>
     <w:basedOn w:val="DefaultParagraphFont"/>
     <w:link w:val="Footer"/>
     <w:uiPriority w:val="99"/>
     <w:qFormat/>
-    <w:rsid w:val="005f6a53"/>
-    <w:rPr/>
+    <w:rsid w:val="005F6A53"/>
   </w:style>
-  <w:style w:type="character" w:styleId="BalloonTextChar" w:customStyle="1">
+  <w:style w:type="character" w:customStyle="1" w:styleId="BalloonTextChar">
     <w:name w:val="Balloon Text Char"/>
     <w:basedOn w:val="DefaultParagraphFont"/>
     <w:link w:val="BalloonText"/>
     <w:uiPriority w:val="99"/>
     <w:semiHidden/>
     <w:qFormat/>
-    <w:rsid w:val="005f6a53"/>
+    <w:rsid w:val="005F6A53"/>
     <w:rPr>
       <w:rFonts w:ascii="Tahoma" w:hAnsi="Tahoma" w:cs="Tahoma"/>
       <w:sz w:val="16"/>
@@ -2293,21 +2302,21 @@
     <w:unhideWhenUsed/>
     <w:rsid w:val="00004335"/>
     <w:rPr>
-      <w:color w:themeColor="hyperlink" w:val="0000FF"/>
+      <w:color w:val="0000FF" w:themeColor="hyperlink"/>
       <w:u w:val="single"/>
     </w:rPr>
   </w:style>
-  <w:style w:type="paragraph" w:styleId="Heading">
+  <w:style w:type="paragraph" w:customStyle="1" w:styleId="Heading">
     <w:name w:val="Heading"/>
     <w:basedOn w:val="Normal"/>
     <w:next w:val="BodyText"/>
     <w:qFormat/>
     <w:pPr>
-      <w:keepNext w:val="true"/>
+      <w:keepNext/>
       <w:spacing w:before="240" w:after="120"/>
     </w:pPr>
     <w:rPr>
-      <w:rFonts w:ascii="Liberation Sans" w:hAnsi="Liberation Sans" w:eastAsia="Liberation Sans" w:cs="Noto Sans Devanagari"/>
+      <w:rFonts w:ascii="Liberation Sans" w:eastAsia="Liberation Sans" w:hAnsi="Liberation Sans" w:cs="Noto Sans Devanagari"/>
       <w:sz w:val="28"/>
       <w:szCs w:val="28"/>
     </w:rPr>
@@ -2316,14 +2325,12 @@
     <w:name w:val="Body Text"/>
     <w:basedOn w:val="Normal"/>
     <w:pPr>
-      <w:spacing w:lineRule="auto" w:line="276" w:before="0" w:after="140"/>
+      <w:spacing w:after="140"/>
     </w:pPr>
-    <w:rPr/>
   </w:style>
   <w:style w:type="paragraph" w:styleId="List">
     <w:name w:val="List"/>
     <w:basedOn w:val="BodyText"/>
-    <w:pPr/>
     <w:rPr>
       <w:rFonts w:cs="Noto Sans Devanagari"/>
     </w:rPr>
@@ -2344,7 +2351,7 @@
       <w:szCs w:val="24"/>
     </w:rPr>
   </w:style>
-  <w:style w:type="paragraph" w:styleId="Index">
+  <w:style w:type="paragraph" w:customStyle="1" w:styleId="Index">
     <w:name w:val="Index"/>
     <w:basedOn w:val="Normal"/>
     <w:qFormat/>
@@ -2355,12 +2362,10 @@
       <w:rFonts w:cs="Noto Sans Devanagari"/>
     </w:rPr>
   </w:style>
-  <w:style w:type="paragraph" w:styleId="HeaderandFooter">
+  <w:style w:type="paragraph" w:customStyle="1" w:styleId="HeaderandFooter">
     <w:name w:val="Header and Footer"/>
     <w:basedOn w:val="Normal"/>
     <w:qFormat/>
-    <w:pPr/>
-    <w:rPr/>
   </w:style>
   <w:style w:type="paragraph" w:styleId="Header">
     <w:name w:val="header"/>
@@ -2368,16 +2373,14 @@
     <w:link w:val="HeaderChar"/>
     <w:uiPriority w:val="99"/>
     <w:unhideWhenUsed/>
-    <w:rsid w:val="005f6a53"/>
+    <w:rsid w:val="005F6A53"/>
     <w:pPr>
       <w:tabs>
-        <w:tab w:val="clear" w:pos="720"/>
-        <w:tab w:val="center" w:pos="4680" w:leader="none"/>
-        <w:tab w:val="right" w:pos="9360" w:leader="none"/>
+        <w:tab w:val="center" w:pos="4680"/>
+        <w:tab w:val="right" w:pos="9360"/>
       </w:tabs>
-      <w:spacing w:lineRule="auto" w:line="240" w:before="0" w:after="0"/>
+      <w:spacing w:after="0" w:line="240" w:lineRule="auto"/>
     </w:pPr>
-    <w:rPr/>
   </w:style>
   <w:style w:type="paragraph" w:styleId="Footer">
     <w:name w:val="footer"/>
@@ -2385,16 +2388,14 @@
     <w:link w:val="FooterChar"/>
     <w:uiPriority w:val="99"/>
     <w:unhideWhenUsed/>
-    <w:rsid w:val="005f6a53"/>
+    <w:rsid w:val="005F6A53"/>
     <w:pPr>
       <w:tabs>
-        <w:tab w:val="clear" w:pos="720"/>
-        <w:tab w:val="center" w:pos="4680" w:leader="none"/>
-        <w:tab w:val="right" w:pos="9360" w:leader="none"/>
+        <w:tab w:val="center" w:pos="4680"/>
+        <w:tab w:val="right" w:pos="9360"/>
       </w:tabs>
-      <w:spacing w:lineRule="auto" w:line="240" w:before="0" w:after="0"/>
+      <w:spacing w:after="0" w:line="240" w:lineRule="auto"/>
     </w:pPr>
-    <w:rPr/>
   </w:style>
   <w:style w:type="paragraph" w:styleId="BalloonText">
     <w:name w:val="Balloon Text"/>
@@ -2404,9 +2405,9 @@
     <w:semiHidden/>
     <w:unhideWhenUsed/>
     <w:qFormat/>
-    <w:rsid w:val="005f6a53"/>
+    <w:rsid w:val="005F6A53"/>
     <w:pPr>
-      <w:spacing w:lineRule="auto" w:line="240" w:before="0" w:after="0"/>
+      <w:spacing w:after="0" w:line="240" w:lineRule="auto"/>
     </w:pPr>
     <w:rPr>
       <w:rFonts w:ascii="Tahoma" w:hAnsi="Tahoma" w:cs="Tahoma"/>
@@ -2419,51 +2420,25 @@
     <w:basedOn w:val="Normal"/>
     <w:uiPriority w:val="34"/>
     <w:qFormat/>
-    <w:rsid w:val="004f721f"/>
+    <w:rsid w:val="004F721F"/>
     <w:pPr>
-      <w:spacing w:before="0" w:after="200"/>
-      <w:ind w:start="720"/>
+      <w:ind w:left="720"/>
       <w:contextualSpacing/>
     </w:pPr>
-    <w:rPr/>
-  </w:style>
-  <w:style w:type="numbering" w:styleId="NoList" w:default="1">
-    <w:name w:val="No List"/>
-    <w:uiPriority w:val="99"/>
-    <w:semiHidden/>
-    <w:unhideWhenUsed/>
-    <w:qFormat/>
-  </w:style>
-  <w:style w:type="table" w:default="1" w:styleId="TableNormal">
-    <w:name w:val="Normal Table"/>
-    <w:uiPriority w:val="99"/>
-    <w:semiHidden/>
-    <w:unhideWhenUsed/>
-    <w:tblPr>
-      <w:tblCellMar>
-        <w:top w:w="0" w:type="dxa"/>
-        <w:left w:w="108" w:type="dxa"/>
-        <w:bottom w:w="0" w:type="dxa"/>
-        <w:right w:w="108" w:type="dxa"/>
-      </w:tblCellMar>
-    </w:tblPr>
   </w:style>
   <w:style w:type="table" w:styleId="TableGrid">
     <w:name w:val="Table Grid"/>
     <w:basedOn w:val="TableNormal"/>
     <w:uiPriority w:val="59"/>
-    <w:rsid w:val="0042347a"/>
-    <w:pPr>
-      <w:spacing w:after="0" w:line="240" w:lineRule="auto"/>
-    </w:pPr>
+    <w:rsid w:val="0042347A"/>
     <w:tblPr>
       <w:tblBorders>
-        <w:top w:val="single" w:color="auto" w:sz="4" w:space="0"/>
-        <w:left w:val="single" w:color="auto" w:sz="4" w:space="0"/>
-        <w:bottom w:val="single" w:color="auto" w:sz="4" w:space="0"/>
-        <w:right w:val="single" w:color="auto" w:sz="4" w:space="0"/>
-        <w:insideH w:val="single" w:color="auto" w:sz="4" w:space="0"/>
-        <w:insideV w:val="single" w:color="auto" w:sz="4" w:space="0"/>
+        <w:top w:val="single" w:sz="4" w:space="0" w:color="auto"/>
+        <w:left w:val="single" w:sz="4" w:space="0" w:color="auto"/>
+        <w:bottom w:val="single" w:sz="4" w:space="0" w:color="auto"/>
+        <w:right w:val="single" w:sz="4" w:space="0" w:color="auto"/>
+        <w:insideH w:val="single" w:sz="4" w:space="0" w:color="auto"/>
+        <w:insideV w:val="single" w:sz="4" w:space="0" w:color="auto"/>
       </w:tblBorders>
     </w:tblPr>
   </w:style>
@@ -2471,41 +2446,41 @@
 </file>
 
 <file path=word/theme/theme1.xml><?xml version="1.0" encoding="utf-8"?>
-<a:theme xmlns:a="http://schemas.openxmlformats.org/drawingml/2006/main" xmlns:r="http://schemas.openxmlformats.org/officeDocument/2006/relationships" name="Office Theme">
+<a:theme xmlns:a="http://schemas.openxmlformats.org/drawingml/2006/main" name="Office Theme">
   <a:themeElements>
     <a:clrScheme name="Office">
       <a:dk1>
         <a:srgbClr val="000000"/>
       </a:dk1>
       <a:lt1>
-        <a:srgbClr val="ffffff"/>
+        <a:srgbClr val="FFFFFF"/>
       </a:lt1>
       <a:dk2>
-        <a:srgbClr val="1f497d"/>
+        <a:srgbClr val="1F497D"/>
       </a:dk2>
       <a:lt2>
-        <a:srgbClr val="eeece1"/>
+        <a:srgbClr val="EEECE1"/>
       </a:lt2>
       <a:accent1>
-        <a:srgbClr val="4f81bd"/>
+        <a:srgbClr val="4F81BD"/>
       </a:accent1>
       <a:accent2>
-        <a:srgbClr val="c0504d"/>
+        <a:srgbClr val="C0504D"/>
       </a:accent2>
       <a:accent3>
-        <a:srgbClr val="9bbb59"/>
+        <a:srgbClr val="9BBB59"/>
       </a:accent3>
       <a:accent4>
-        <a:srgbClr val="8064a2"/>
+        <a:srgbClr val="8064A2"/>
       </a:accent4>
       <a:accent5>
-        <a:srgbClr val="4bacc6"/>
+        <a:srgbClr val="4BACC6"/>
       </a:accent5>
       <a:accent6>
-        <a:srgbClr val="f79646"/>
+        <a:srgbClr val="F79646"/>
       </a:accent6>
       <a:hlink>
-        <a:srgbClr val="0000ff"/>
+        <a:srgbClr val="0000FF"/>
       </a:hlink>
       <a:folHlink>
         <a:srgbClr val="800080"/>
@@ -2513,12 +2488,12 @@
     </a:clrScheme>
     <a:fontScheme name="Office">
       <a:majorFont>
-        <a:latin typeface="Cambria" pitchFamily="0" charset="1"/>
+        <a:latin typeface="Cambria"/>
         <a:ea typeface=""/>
         <a:cs typeface=""/>
       </a:majorFont>
       <a:minorFont>
-        <a:latin typeface="Calibri" pitchFamily="0" charset="1"/>
+        <a:latin typeface="Calibri"/>
         <a:ea typeface=""/>
         <a:cs typeface=""/>
       </a:minorFont>
@@ -2547,7 +2522,7 @@
             </a:gs>
           </a:gsLst>
           <a:lin ang="16200000" scaled="1"/>
-          <a:tileRect l="0" t="0" r="0" b="0"/>
+          <a:tileRect/>
         </a:gradFill>
         <a:gradFill>
           <a:gsLst>
@@ -2568,7 +2543,7 @@
             </a:gs>
           </a:gsLst>
           <a:lin ang="16200000" scaled="0"/>
-          <a:tileRect l="0" t="0" r="0" b="0"/>
+          <a:tileRect/>
         </a:gradFill>
       </a:fillStyleLst>
       <a:lnStyleLst>
@@ -2619,7 +2594,7 @@
           <a:path path="circle">
             <a:fillToRect l="50000" t="-80000" r="50000" b="180000"/>
           </a:path>
-          <a:tileRect l="0" t="0" r="0" b="0"/>
+          <a:tileRect/>
         </a:gradFill>
         <a:gradFill>
           <a:gsLst>
@@ -2637,11 +2612,13 @@
           <a:path path="circle">
             <a:fillToRect l="50000" t="50000" r="50000" b="50000"/>
           </a:path>
-          <a:tileRect l="0" t="0" r="0" b="0"/>
+          <a:tileRect/>
         </a:gradFill>
       </a:bgFillStyleLst>
     </a:fmtScheme>
   </a:themeElements>
+  <a:objectDefaults/>
+  <a:extraClrSchemeLst/>
 </a:theme>
 </file>
 
